--- a/KHBD_Tin_học/Lớp_7/Tuần_09/De_on_tap_DGDK1_Tin_hoc_Lop_7.docx
+++ b/KHBD_Tin_học/Lớp_7/Tuần_09/De_on_tap_DGDK1_Tin_hoc_Lop_7.docx
@@ -1532,6 +1532,7 @@
     </w:p>
     <w:p>
       <w:pPr>
+        <w:keepNext/>
         <w:spacing w:before="80" w:after="40" w:line="276" w:lineRule="auto"/>
         <w:jc w:val="left"/>
       </w:pPr>
@@ -1548,38 +1549,52 @@
     </w:p>
     <w:p>
       <w:pPr>
+        <w:keepNext/>
+        <w:tabs>
+          <w:tab w:pos="360" w:val="left"/>
+          <w:tab w:pos="5112" w:val="left"/>
+        </w:tabs>
         <w:spacing w:before="0" w:after="20" w:line="276" w:lineRule="auto"/>
-        <w:jc w:val="left"/>
-      </w:pPr>
-      <w:r>
-        <w:rPr>
-          <w:rFonts w:ascii="Times New Roman" w:hAnsi="Times New Roman"/>
-          <w:b w:val="0"/>
-          <w:i w:val="0"/>
-          <w:sz w:val="24"/>
-          <w:rFonts w:ascii="Times New Roman" w:hAnsi="Times New Roman" w:cs="Times New Roman"/>
-        </w:rPr>
-        <w:t xml:space="preserve">    A. Hiển thị kết quả         B. Đưa dữ liệu vào máy tính</w:t>
-      </w:r>
-    </w:p>
-    <w:p>
-      <w:pPr>
-        <w:spacing w:before="0" w:after="40" w:line="276" w:lineRule="auto"/>
-        <w:jc w:val="left"/>
-      </w:pPr>
-      <w:r>
-        <w:rPr>
-          <w:rFonts w:ascii="Times New Roman" w:hAnsi="Times New Roman"/>
-          <w:b w:val="0"/>
-          <w:i w:val="0"/>
-          <w:sz w:val="24"/>
-          <w:rFonts w:ascii="Times New Roman" w:hAnsi="Times New Roman" w:cs="Times New Roman"/>
-        </w:rPr>
-        <w:t xml:space="preserve">    C. Phát âm thanh         D. In tài liệu</w:t>
-      </w:r>
-    </w:p>
-    <w:p>
-      <w:pPr>
+      </w:pPr>
+      <w:r>
+        <w:rPr>
+          <w:rFonts w:ascii="Times New Roman" w:hAnsi="Times New Roman"/>
+          <w:b w:val="0"/>
+          <w:i w:val="0"/>
+          <w:sz w:val="24"/>
+          <w:rFonts w:ascii="Times New Roman" w:hAnsi="Times New Roman" w:cs="Times New Roman"/>
+        </w:rPr>
+        <w:tab/>
+        <w:t>A. Hiển thị kết quả</w:t>
+        <w:tab/>
+        <w:t>B. Đưa dữ liệu vào máy tính</w:t>
+      </w:r>
+    </w:p>
+    <w:p>
+      <w:pPr>
+        <w:tabs>
+          <w:tab w:pos="360" w:val="left"/>
+          <w:tab w:pos="5112" w:val="left"/>
+        </w:tabs>
+        <w:spacing w:before="0" w:after="50" w:line="276" w:lineRule="auto"/>
+      </w:pPr>
+      <w:r>
+        <w:rPr>
+          <w:rFonts w:ascii="Times New Roman" w:hAnsi="Times New Roman"/>
+          <w:b w:val="0"/>
+          <w:i w:val="0"/>
+          <w:sz w:val="24"/>
+          <w:rFonts w:ascii="Times New Roman" w:hAnsi="Times New Roman" w:cs="Times New Roman"/>
+        </w:rPr>
+        <w:tab/>
+        <w:t>C. Phát âm thanh</w:t>
+        <w:tab/>
+        <w:t>D. In tài liệu</w:t>
+      </w:r>
+    </w:p>
+    <w:p>
+      <w:pPr>
+        <w:keepNext/>
         <w:spacing w:before="80" w:after="40" w:line="276" w:lineRule="auto"/>
         <w:jc w:val="left"/>
       </w:pPr>
@@ -1596,38 +1611,74 @@
     </w:p>
     <w:p>
       <w:pPr>
+        <w:keepNext/>
         <w:spacing w:before="0" w:after="20" w:line="276" w:lineRule="auto"/>
-        <w:jc w:val="left"/>
-      </w:pPr>
-      <w:r>
-        <w:rPr>
-          <w:rFonts w:ascii="Times New Roman" w:hAnsi="Times New Roman"/>
-          <w:b w:val="0"/>
-          <w:i w:val="0"/>
-          <w:sz w:val="24"/>
-          <w:rFonts w:ascii="Times New Roman" w:hAnsi="Times New Roman" w:cs="Times New Roman"/>
-        </w:rPr>
-        <w:t xml:space="preserve">    A. Nhập dữ liệu         B. Hiển thị hoặc đưa kết quả ra ngoài</w:t>
-      </w:r>
-    </w:p>
-    <w:p>
-      <w:pPr>
-        <w:spacing w:before="0" w:after="40" w:line="276" w:lineRule="auto"/>
-        <w:jc w:val="left"/>
-      </w:pPr>
-      <w:r>
-        <w:rPr>
-          <w:rFonts w:ascii="Times New Roman" w:hAnsi="Times New Roman"/>
-          <w:b w:val="0"/>
-          <w:i w:val="0"/>
-          <w:sz w:val="24"/>
-          <w:rFonts w:ascii="Times New Roman" w:hAnsi="Times New Roman" w:cs="Times New Roman"/>
-        </w:rPr>
-        <w:t xml:space="preserve">    C. Lưu trữ         D. Xử lí</w:t>
-      </w:r>
-    </w:p>
-    <w:p>
-      <w:pPr>
+        <w:ind w:left="360"/>
+      </w:pPr>
+      <w:r>
+        <w:rPr>
+          <w:rFonts w:ascii="Times New Roman" w:hAnsi="Times New Roman"/>
+          <w:b w:val="0"/>
+          <w:i w:val="0"/>
+          <w:sz w:val="24"/>
+          <w:rFonts w:ascii="Times New Roman" w:hAnsi="Times New Roman" w:cs="Times New Roman"/>
+        </w:rPr>
+        <w:t>A. Nhập dữ liệu</w:t>
+      </w:r>
+    </w:p>
+    <w:p>
+      <w:pPr>
+        <w:keepNext/>
+        <w:spacing w:before="0" w:after="20" w:line="276" w:lineRule="auto"/>
+        <w:ind w:left="360"/>
+      </w:pPr>
+      <w:r>
+        <w:rPr>
+          <w:rFonts w:ascii="Times New Roman" w:hAnsi="Times New Roman"/>
+          <w:b w:val="0"/>
+          <w:i w:val="0"/>
+          <w:sz w:val="24"/>
+          <w:rFonts w:ascii="Times New Roman" w:hAnsi="Times New Roman" w:cs="Times New Roman"/>
+        </w:rPr>
+        <w:t>B. Hiển thị hoặc đưa kết quả ra ngoài</w:t>
+      </w:r>
+    </w:p>
+    <w:p>
+      <w:pPr>
+        <w:keepNext/>
+        <w:spacing w:before="0" w:after="20" w:line="276" w:lineRule="auto"/>
+        <w:ind w:left="360"/>
+      </w:pPr>
+      <w:r>
+        <w:rPr>
+          <w:rFonts w:ascii="Times New Roman" w:hAnsi="Times New Roman"/>
+          <w:b w:val="0"/>
+          <w:i w:val="0"/>
+          <w:sz w:val="24"/>
+          <w:rFonts w:ascii="Times New Roman" w:hAnsi="Times New Roman" w:cs="Times New Roman"/>
+        </w:rPr>
+        <w:t>C. Lưu trữ</w:t>
+      </w:r>
+    </w:p>
+    <w:p>
+      <w:pPr>
+        <w:spacing w:before="0" w:after="50" w:line="276" w:lineRule="auto"/>
+        <w:ind w:left="360"/>
+      </w:pPr>
+      <w:r>
+        <w:rPr>
+          <w:rFonts w:ascii="Times New Roman" w:hAnsi="Times New Roman"/>
+          <w:b w:val="0"/>
+          <w:i w:val="0"/>
+          <w:sz w:val="24"/>
+          <w:rFonts w:ascii="Times New Roman" w:hAnsi="Times New Roman" w:cs="Times New Roman"/>
+        </w:rPr>
+        <w:t>D. Xử lí</w:t>
+      </w:r>
+    </w:p>
+    <w:p>
+      <w:pPr>
+        <w:keepNext/>
         <w:spacing w:before="80" w:after="40" w:line="276" w:lineRule="auto"/>
         <w:jc w:val="left"/>
       </w:pPr>
@@ -1644,38 +1695,35 @@
     </w:p>
     <w:p>
       <w:pPr>
-        <w:spacing w:before="0" w:after="20" w:line="276" w:lineRule="auto"/>
-        <w:jc w:val="left"/>
-      </w:pPr>
-      <w:r>
-        <w:rPr>
-          <w:rFonts w:ascii="Times New Roman" w:hAnsi="Times New Roman"/>
-          <w:b w:val="0"/>
-          <w:i w:val="0"/>
-          <w:sz w:val="24"/>
-          <w:rFonts w:ascii="Times New Roman" w:hAnsi="Times New Roman" w:cs="Times New Roman"/>
-        </w:rPr>
-        <w:t xml:space="preserve">    A. Xuất         B. Nhập</w:t>
-      </w:r>
-    </w:p>
-    <w:p>
-      <w:pPr>
-        <w:spacing w:before="0" w:after="40" w:line="276" w:lineRule="auto"/>
-        <w:jc w:val="left"/>
-      </w:pPr>
-      <w:r>
-        <w:rPr>
-          <w:rFonts w:ascii="Times New Roman" w:hAnsi="Times New Roman"/>
-          <w:b w:val="0"/>
-          <w:i w:val="0"/>
-          <w:sz w:val="24"/>
-          <w:rFonts w:ascii="Times New Roman" w:hAnsi="Times New Roman" w:cs="Times New Roman"/>
-        </w:rPr>
-        <w:t xml:space="preserve">    C. Lưu trữ         D. Xử lí</w:t>
-      </w:r>
-    </w:p>
-    <w:p>
-      <w:pPr>
+        <w:tabs>
+          <w:tab w:pos="360" w:val="left"/>
+          <w:tab w:pos="2664" w:val="left"/>
+          <w:tab w:pos="4968" w:val="left"/>
+          <w:tab w:pos="7272" w:val="left"/>
+        </w:tabs>
+        <w:spacing w:before="0" w:after="50" w:line="276" w:lineRule="auto"/>
+      </w:pPr>
+      <w:r>
+        <w:rPr>
+          <w:rFonts w:ascii="Times New Roman" w:hAnsi="Times New Roman"/>
+          <w:b w:val="0"/>
+          <w:i w:val="0"/>
+          <w:sz w:val="24"/>
+          <w:rFonts w:ascii="Times New Roman" w:hAnsi="Times New Roman" w:cs="Times New Roman"/>
+        </w:rPr>
+        <w:tab/>
+        <w:t>A. Xuất</w:t>
+        <w:tab/>
+        <w:t>B. Nhập</w:t>
+        <w:tab/>
+        <w:t>C. Lưu trữ</w:t>
+        <w:tab/>
+        <w:t>D. Xử lí</w:t>
+      </w:r>
+    </w:p>
+    <w:p>
+      <w:pPr>
+        <w:keepNext/>
         <w:spacing w:before="80" w:after="40" w:line="276" w:lineRule="auto"/>
         <w:jc w:val="left"/>
       </w:pPr>
@@ -1692,38 +1740,35 @@
     </w:p>
     <w:p>
       <w:pPr>
-        <w:spacing w:before="0" w:after="20" w:line="276" w:lineRule="auto"/>
-        <w:jc w:val="left"/>
-      </w:pPr>
-      <w:r>
-        <w:rPr>
-          <w:rFonts w:ascii="Times New Roman" w:hAnsi="Times New Roman"/>
-          <w:b w:val="0"/>
-          <w:i w:val="0"/>
-          <w:sz w:val="24"/>
-          <w:rFonts w:ascii="Times New Roman" w:hAnsi="Times New Roman" w:cs="Times New Roman"/>
-        </w:rPr>
-        <w:t xml:space="preserve">    A. Nhập         B. Xuất</w:t>
-      </w:r>
-    </w:p>
-    <w:p>
-      <w:pPr>
-        <w:spacing w:before="0" w:after="40" w:line="276" w:lineRule="auto"/>
-        <w:jc w:val="left"/>
-      </w:pPr>
-      <w:r>
-        <w:rPr>
-          <w:rFonts w:ascii="Times New Roman" w:hAnsi="Times New Roman"/>
-          <w:b w:val="0"/>
-          <w:i w:val="0"/>
-          <w:sz w:val="24"/>
-          <w:rFonts w:ascii="Times New Roman" w:hAnsi="Times New Roman" w:cs="Times New Roman"/>
-        </w:rPr>
-        <w:t xml:space="preserve">    C. Lưu trữ         D. Xử lí</w:t>
-      </w:r>
-    </w:p>
-    <w:p>
-      <w:pPr>
+        <w:tabs>
+          <w:tab w:pos="360" w:val="left"/>
+          <w:tab w:pos="2664" w:val="left"/>
+          <w:tab w:pos="4968" w:val="left"/>
+          <w:tab w:pos="7272" w:val="left"/>
+        </w:tabs>
+        <w:spacing w:before="0" w:after="50" w:line="276" w:lineRule="auto"/>
+      </w:pPr>
+      <w:r>
+        <w:rPr>
+          <w:rFonts w:ascii="Times New Roman" w:hAnsi="Times New Roman"/>
+          <w:b w:val="0"/>
+          <w:i w:val="0"/>
+          <w:sz w:val="24"/>
+          <w:rFonts w:ascii="Times New Roman" w:hAnsi="Times New Roman" w:cs="Times New Roman"/>
+        </w:rPr>
+        <w:tab/>
+        <w:t>A. Nhập</w:t>
+        <w:tab/>
+        <w:t>B. Xuất</w:t>
+        <w:tab/>
+        <w:t>C. Lưu trữ</w:t>
+        <w:tab/>
+        <w:t>D. Xử lí</w:t>
+      </w:r>
+    </w:p>
+    <w:p>
+      <w:pPr>
+        <w:keepNext/>
         <w:spacing w:before="80" w:after="40" w:line="276" w:lineRule="auto"/>
         <w:jc w:val="left"/>
       </w:pPr>
@@ -1740,38 +1785,52 @@
     </w:p>
     <w:p>
       <w:pPr>
+        <w:keepNext/>
+        <w:tabs>
+          <w:tab w:pos="360" w:val="left"/>
+          <w:tab w:pos="5112" w:val="left"/>
+        </w:tabs>
         <w:spacing w:before="0" w:after="20" w:line="276" w:lineRule="auto"/>
-        <w:jc w:val="left"/>
-      </w:pPr>
-      <w:r>
-        <w:rPr>
-          <w:rFonts w:ascii="Times New Roman" w:hAnsi="Times New Roman"/>
-          <w:b w:val="0"/>
-          <w:i w:val="0"/>
-          <w:sz w:val="24"/>
-          <w:rFonts w:ascii="Times New Roman" w:hAnsi="Times New Roman" w:cs="Times New Roman"/>
-        </w:rPr>
-        <w:t xml:space="preserve">    A. Bàn phím         B. Loa</w:t>
-      </w:r>
-    </w:p>
-    <w:p>
-      <w:pPr>
-        <w:spacing w:before="0" w:after="40" w:line="276" w:lineRule="auto"/>
-        <w:jc w:val="left"/>
-      </w:pPr>
-      <w:r>
-        <w:rPr>
-          <w:rFonts w:ascii="Times New Roman" w:hAnsi="Times New Roman"/>
-          <w:b w:val="0"/>
-          <w:i w:val="0"/>
-          <w:sz w:val="24"/>
-          <w:rFonts w:ascii="Times New Roman" w:hAnsi="Times New Roman" w:cs="Times New Roman"/>
-        </w:rPr>
-        <w:t xml:space="preserve">    C. Màn hình cảm ứng         D. Máy in</w:t>
-      </w:r>
-    </w:p>
-    <w:p>
-      <w:pPr>
+      </w:pPr>
+      <w:r>
+        <w:rPr>
+          <w:rFonts w:ascii="Times New Roman" w:hAnsi="Times New Roman"/>
+          <w:b w:val="0"/>
+          <w:i w:val="0"/>
+          <w:sz w:val="24"/>
+          <w:rFonts w:ascii="Times New Roman" w:hAnsi="Times New Roman" w:cs="Times New Roman"/>
+        </w:rPr>
+        <w:tab/>
+        <w:t>A. Bàn phím</w:t>
+        <w:tab/>
+        <w:t>B. Loa</w:t>
+      </w:r>
+    </w:p>
+    <w:p>
+      <w:pPr>
+        <w:tabs>
+          <w:tab w:pos="360" w:val="left"/>
+          <w:tab w:pos="5112" w:val="left"/>
+        </w:tabs>
+        <w:spacing w:before="0" w:after="50" w:line="276" w:lineRule="auto"/>
+      </w:pPr>
+      <w:r>
+        <w:rPr>
+          <w:rFonts w:ascii="Times New Roman" w:hAnsi="Times New Roman"/>
+          <w:b w:val="0"/>
+          <w:i w:val="0"/>
+          <w:sz w:val="24"/>
+          <w:rFonts w:ascii="Times New Roman" w:hAnsi="Times New Roman" w:cs="Times New Roman"/>
+        </w:rPr>
+        <w:tab/>
+        <w:t>C. Màn hình cảm ứng</w:t>
+        <w:tab/>
+        <w:t>D. Máy in</w:t>
+      </w:r>
+    </w:p>
+    <w:p>
+      <w:pPr>
+        <w:keepNext/>
         <w:spacing w:before="80" w:after="40" w:line="276" w:lineRule="auto"/>
         <w:jc w:val="left"/>
       </w:pPr>
@@ -1788,38 +1847,35 @@
     </w:p>
     <w:p>
       <w:pPr>
-        <w:spacing w:before="0" w:after="20" w:line="276" w:lineRule="auto"/>
-        <w:jc w:val="left"/>
-      </w:pPr>
-      <w:r>
-        <w:rPr>
-          <w:rFonts w:ascii="Times New Roman" w:hAnsi="Times New Roman"/>
-          <w:b w:val="0"/>
-          <w:i w:val="0"/>
-          <w:sz w:val="24"/>
-          <w:rFonts w:ascii="Times New Roman" w:hAnsi="Times New Roman" w:cs="Times New Roman"/>
-        </w:rPr>
-        <w:t xml:space="preserve">    A. Xuất         B. Nhập</w:t>
-      </w:r>
-    </w:p>
-    <w:p>
-      <w:pPr>
-        <w:spacing w:before="0" w:after="40" w:line="276" w:lineRule="auto"/>
-        <w:jc w:val="left"/>
-      </w:pPr>
-      <w:r>
-        <w:rPr>
-          <w:rFonts w:ascii="Times New Roman" w:hAnsi="Times New Roman"/>
-          <w:b w:val="0"/>
-          <w:i w:val="0"/>
-          <w:sz w:val="24"/>
-          <w:rFonts w:ascii="Times New Roman" w:hAnsi="Times New Roman" w:cs="Times New Roman"/>
-        </w:rPr>
-        <w:t xml:space="preserve">    C. Lưu trữ         D. Xử lí</w:t>
-      </w:r>
-    </w:p>
-    <w:p>
-      <w:pPr>
+        <w:tabs>
+          <w:tab w:pos="360" w:val="left"/>
+          <w:tab w:pos="2664" w:val="left"/>
+          <w:tab w:pos="4968" w:val="left"/>
+          <w:tab w:pos="7272" w:val="left"/>
+        </w:tabs>
+        <w:spacing w:before="0" w:after="50" w:line="276" w:lineRule="auto"/>
+      </w:pPr>
+      <w:r>
+        <w:rPr>
+          <w:rFonts w:ascii="Times New Roman" w:hAnsi="Times New Roman"/>
+          <w:b w:val="0"/>
+          <w:i w:val="0"/>
+          <w:sz w:val="24"/>
+          <w:rFonts w:ascii="Times New Roman" w:hAnsi="Times New Roman" w:cs="Times New Roman"/>
+        </w:rPr>
+        <w:tab/>
+        <w:t>A. Xuất</w:t>
+        <w:tab/>
+        <w:t>B. Nhập</w:t>
+        <w:tab/>
+        <w:t>C. Lưu trữ</w:t>
+        <w:tab/>
+        <w:t>D. Xử lí</w:t>
+      </w:r>
+    </w:p>
+    <w:p>
+      <w:pPr>
+        <w:keepNext/>
         <w:spacing w:before="80" w:after="40" w:line="276" w:lineRule="auto"/>
         <w:jc w:val="left"/>
       </w:pPr>
@@ -1836,38 +1892,35 @@
     </w:p>
     <w:p>
       <w:pPr>
-        <w:spacing w:before="0" w:after="20" w:line="276" w:lineRule="auto"/>
-        <w:jc w:val="left"/>
-      </w:pPr>
-      <w:r>
-        <w:rPr>
-          <w:rFonts w:ascii="Times New Roman" w:hAnsi="Times New Roman"/>
-          <w:b w:val="0"/>
-          <w:i w:val="0"/>
-          <w:sz w:val="24"/>
-          <w:rFonts w:ascii="Times New Roman" w:hAnsi="Times New Roman" w:cs="Times New Roman"/>
-        </w:rPr>
-        <w:t xml:space="preserve">    A. Nhập         B. Xuất</w:t>
-      </w:r>
-    </w:p>
-    <w:p>
-      <w:pPr>
-        <w:spacing w:before="0" w:after="40" w:line="276" w:lineRule="auto"/>
-        <w:jc w:val="left"/>
-      </w:pPr>
-      <w:r>
-        <w:rPr>
-          <w:rFonts w:ascii="Times New Roman" w:hAnsi="Times New Roman"/>
-          <w:b w:val="0"/>
-          <w:i w:val="0"/>
-          <w:sz w:val="24"/>
-          <w:rFonts w:ascii="Times New Roman" w:hAnsi="Times New Roman" w:cs="Times New Roman"/>
-        </w:rPr>
-        <w:t xml:space="preserve">    C. Lưu trữ         D. Xử lí</w:t>
-      </w:r>
-    </w:p>
-    <w:p>
-      <w:pPr>
+        <w:tabs>
+          <w:tab w:pos="360" w:val="left"/>
+          <w:tab w:pos="2664" w:val="left"/>
+          <w:tab w:pos="4968" w:val="left"/>
+          <w:tab w:pos="7272" w:val="left"/>
+        </w:tabs>
+        <w:spacing w:before="0" w:after="50" w:line="276" w:lineRule="auto"/>
+      </w:pPr>
+      <w:r>
+        <w:rPr>
+          <w:rFonts w:ascii="Times New Roman" w:hAnsi="Times New Roman"/>
+          <w:b w:val="0"/>
+          <w:i w:val="0"/>
+          <w:sz w:val="24"/>
+          <w:rFonts w:ascii="Times New Roman" w:hAnsi="Times New Roman" w:cs="Times New Roman"/>
+        </w:rPr>
+        <w:tab/>
+        <w:t>A. Nhập</w:t>
+        <w:tab/>
+        <w:t>B. Xuất</w:t>
+        <w:tab/>
+        <w:t>C. Lưu trữ</w:t>
+        <w:tab/>
+        <w:t>D. Xử lí</w:t>
+      </w:r>
+    </w:p>
+    <w:p>
+      <w:pPr>
+        <w:keepNext/>
         <w:spacing w:before="80" w:after="40" w:line="276" w:lineRule="auto"/>
         <w:jc w:val="left"/>
       </w:pPr>
@@ -1884,38 +1937,35 @@
     </w:p>
     <w:p>
       <w:pPr>
-        <w:spacing w:before="0" w:after="20" w:line="276" w:lineRule="auto"/>
-        <w:jc w:val="left"/>
-      </w:pPr>
-      <w:r>
-        <w:rPr>
-          <w:rFonts w:ascii="Times New Roman" w:hAnsi="Times New Roman"/>
-          <w:b w:val="0"/>
-          <w:i w:val="0"/>
-          <w:sz w:val="24"/>
-          <w:rFonts w:ascii="Times New Roman" w:hAnsi="Times New Roman" w:cs="Times New Roman"/>
-        </w:rPr>
-        <w:t xml:space="preserve">    A. Xuất         B. Nhập</w:t>
-      </w:r>
-    </w:p>
-    <w:p>
-      <w:pPr>
-        <w:spacing w:before="0" w:after="40" w:line="276" w:lineRule="auto"/>
-        <w:jc w:val="left"/>
-      </w:pPr>
-      <w:r>
-        <w:rPr>
-          <w:rFonts w:ascii="Times New Roman" w:hAnsi="Times New Roman"/>
-          <w:b w:val="0"/>
-          <w:i w:val="0"/>
-          <w:sz w:val="24"/>
-          <w:rFonts w:ascii="Times New Roman" w:hAnsi="Times New Roman" w:cs="Times New Roman"/>
-        </w:rPr>
-        <w:t xml:space="preserve">    C. Lưu trữ         D. Xử lí</w:t>
-      </w:r>
-    </w:p>
-    <w:p>
-      <w:pPr>
+        <w:tabs>
+          <w:tab w:pos="360" w:val="left"/>
+          <w:tab w:pos="2664" w:val="left"/>
+          <w:tab w:pos="4968" w:val="left"/>
+          <w:tab w:pos="7272" w:val="left"/>
+        </w:tabs>
+        <w:spacing w:before="0" w:after="50" w:line="276" w:lineRule="auto"/>
+      </w:pPr>
+      <w:r>
+        <w:rPr>
+          <w:rFonts w:ascii="Times New Roman" w:hAnsi="Times New Roman"/>
+          <w:b w:val="0"/>
+          <w:i w:val="0"/>
+          <w:sz w:val="24"/>
+          <w:rFonts w:ascii="Times New Roman" w:hAnsi="Times New Roman" w:cs="Times New Roman"/>
+        </w:rPr>
+        <w:tab/>
+        <w:t>A. Xuất</w:t>
+        <w:tab/>
+        <w:t>B. Nhập</w:t>
+        <w:tab/>
+        <w:t>C. Lưu trữ</w:t>
+        <w:tab/>
+        <w:t>D. Xử lí</w:t>
+      </w:r>
+    </w:p>
+    <w:p>
+      <w:pPr>
+        <w:keepNext/>
         <w:spacing w:before="80" w:after="40" w:line="276" w:lineRule="auto"/>
         <w:jc w:val="left"/>
       </w:pPr>
@@ -1932,38 +1982,35 @@
     </w:p>
     <w:p>
       <w:pPr>
-        <w:spacing w:before="0" w:after="20" w:line="276" w:lineRule="auto"/>
-        <w:jc w:val="left"/>
-      </w:pPr>
-      <w:r>
-        <w:rPr>
-          <w:rFonts w:ascii="Times New Roman" w:hAnsi="Times New Roman"/>
-          <w:b w:val="0"/>
-          <w:i w:val="0"/>
-          <w:sz w:val="24"/>
-          <w:rFonts w:ascii="Times New Roman" w:hAnsi="Times New Roman" w:cs="Times New Roman"/>
-        </w:rPr>
-        <w:t xml:space="preserve">    A. Nhập         B. Xuất</w:t>
-      </w:r>
-    </w:p>
-    <w:p>
-      <w:pPr>
-        <w:spacing w:before="0" w:after="40" w:line="276" w:lineRule="auto"/>
-        <w:jc w:val="left"/>
-      </w:pPr>
-      <w:r>
-        <w:rPr>
-          <w:rFonts w:ascii="Times New Roman" w:hAnsi="Times New Roman"/>
-          <w:b w:val="0"/>
-          <w:i w:val="0"/>
-          <w:sz w:val="24"/>
-          <w:rFonts w:ascii="Times New Roman" w:hAnsi="Times New Roman" w:cs="Times New Roman"/>
-        </w:rPr>
-        <w:t xml:space="preserve">    C. Lưu trữ         D. Xử lí</w:t>
-      </w:r>
-    </w:p>
-    <w:p>
-      <w:pPr>
+        <w:tabs>
+          <w:tab w:pos="360" w:val="left"/>
+          <w:tab w:pos="2664" w:val="left"/>
+          <w:tab w:pos="4968" w:val="left"/>
+          <w:tab w:pos="7272" w:val="left"/>
+        </w:tabs>
+        <w:spacing w:before="0" w:after="50" w:line="276" w:lineRule="auto"/>
+      </w:pPr>
+      <w:r>
+        <w:rPr>
+          <w:rFonts w:ascii="Times New Roman" w:hAnsi="Times New Roman"/>
+          <w:b w:val="0"/>
+          <w:i w:val="0"/>
+          <w:sz w:val="24"/>
+          <w:rFonts w:ascii="Times New Roman" w:hAnsi="Times New Roman" w:cs="Times New Roman"/>
+        </w:rPr>
+        <w:tab/>
+        <w:t>A. Nhập</w:t>
+        <w:tab/>
+        <w:t>B. Xuất</w:t>
+        <w:tab/>
+        <w:t>C. Lưu trữ</w:t>
+        <w:tab/>
+        <w:t>D. Xử lí</w:t>
+      </w:r>
+    </w:p>
+    <w:p>
+      <w:pPr>
+        <w:keepNext/>
         <w:spacing w:before="80" w:after="40" w:line="276" w:lineRule="auto"/>
         <w:jc w:val="left"/>
       </w:pPr>
@@ -1980,38 +2027,35 @@
     </w:p>
     <w:p>
       <w:pPr>
-        <w:spacing w:before="0" w:after="20" w:line="276" w:lineRule="auto"/>
-        <w:jc w:val="left"/>
-      </w:pPr>
-      <w:r>
-        <w:rPr>
-          <w:rFonts w:ascii="Times New Roman" w:hAnsi="Times New Roman"/>
-          <w:b w:val="0"/>
-          <w:i w:val="0"/>
-          <w:sz w:val="24"/>
-          <w:rFonts w:ascii="Times New Roman" w:hAnsi="Times New Roman" w:cs="Times New Roman"/>
-        </w:rPr>
-        <w:t xml:space="preserve">    A. Xuất         B. Nhập</w:t>
-      </w:r>
-    </w:p>
-    <w:p>
-      <w:pPr>
-        <w:spacing w:before="0" w:after="40" w:line="276" w:lineRule="auto"/>
-        <w:jc w:val="left"/>
-      </w:pPr>
-      <w:r>
-        <w:rPr>
-          <w:rFonts w:ascii="Times New Roman" w:hAnsi="Times New Roman"/>
-          <w:b w:val="0"/>
-          <w:i w:val="0"/>
-          <w:sz w:val="24"/>
-          <w:rFonts w:ascii="Times New Roman" w:hAnsi="Times New Roman" w:cs="Times New Roman"/>
-        </w:rPr>
-        <w:t xml:space="preserve">    C. Lưu trữ         D. Xử lí</w:t>
-      </w:r>
-    </w:p>
-    <w:p>
-      <w:pPr>
+        <w:tabs>
+          <w:tab w:pos="360" w:val="left"/>
+          <w:tab w:pos="2664" w:val="left"/>
+          <w:tab w:pos="4968" w:val="left"/>
+          <w:tab w:pos="7272" w:val="left"/>
+        </w:tabs>
+        <w:spacing w:before="0" w:after="50" w:line="276" w:lineRule="auto"/>
+      </w:pPr>
+      <w:r>
+        <w:rPr>
+          <w:rFonts w:ascii="Times New Roman" w:hAnsi="Times New Roman"/>
+          <w:b w:val="0"/>
+          <w:i w:val="0"/>
+          <w:sz w:val="24"/>
+          <w:rFonts w:ascii="Times New Roman" w:hAnsi="Times New Roman" w:cs="Times New Roman"/>
+        </w:rPr>
+        <w:tab/>
+        <w:t>A. Xuất</w:t>
+        <w:tab/>
+        <w:t>B. Nhập</w:t>
+        <w:tab/>
+        <w:t>C. Lưu trữ</w:t>
+        <w:tab/>
+        <w:t>D. Xử lí</w:t>
+      </w:r>
+    </w:p>
+    <w:p>
+      <w:pPr>
+        <w:keepNext/>
         <w:spacing w:before="80" w:after="40" w:line="276" w:lineRule="auto"/>
         <w:jc w:val="left"/>
       </w:pPr>
@@ -2028,38 +2072,74 @@
     </w:p>
     <w:p>
       <w:pPr>
+        <w:keepNext/>
         <w:spacing w:before="0" w:after="20" w:line="276" w:lineRule="auto"/>
-        <w:jc w:val="left"/>
-      </w:pPr>
-      <w:r>
-        <w:rPr>
-          <w:rFonts w:ascii="Times New Roman" w:hAnsi="Times New Roman"/>
-          <w:b w:val="0"/>
-          <w:i w:val="0"/>
-          <w:sz w:val="24"/>
-          <w:rFonts w:ascii="Times New Roman" w:hAnsi="Times New Roman" w:cs="Times New Roman"/>
-        </w:rPr>
-        <w:t xml:space="preserve">    A. Game         B. Phần mềm quản lí và điều khiển phần cứng (hệ điều hành, driver)</w:t>
-      </w:r>
-    </w:p>
-    <w:p>
-      <w:pPr>
-        <w:spacing w:before="0" w:after="40" w:line="276" w:lineRule="auto"/>
-        <w:jc w:val="left"/>
-      </w:pPr>
-      <w:r>
-        <w:rPr>
-          <w:rFonts w:ascii="Times New Roman" w:hAnsi="Times New Roman"/>
-          <w:b w:val="0"/>
-          <w:i w:val="0"/>
-          <w:sz w:val="24"/>
-          <w:rFonts w:ascii="Times New Roman" w:hAnsi="Times New Roman" w:cs="Times New Roman"/>
-        </w:rPr>
-        <w:t xml:space="preserve">    C. Word         D. Chrome</w:t>
-      </w:r>
-    </w:p>
-    <w:p>
-      <w:pPr>
+        <w:ind w:left="360"/>
+      </w:pPr>
+      <w:r>
+        <w:rPr>
+          <w:rFonts w:ascii="Times New Roman" w:hAnsi="Times New Roman"/>
+          <w:b w:val="0"/>
+          <w:i w:val="0"/>
+          <w:sz w:val="24"/>
+          <w:rFonts w:ascii="Times New Roman" w:hAnsi="Times New Roman" w:cs="Times New Roman"/>
+        </w:rPr>
+        <w:t>A. Game</w:t>
+      </w:r>
+    </w:p>
+    <w:p>
+      <w:pPr>
+        <w:keepNext/>
+        <w:spacing w:before="0" w:after="20" w:line="276" w:lineRule="auto"/>
+        <w:ind w:left="360"/>
+      </w:pPr>
+      <w:r>
+        <w:rPr>
+          <w:rFonts w:ascii="Times New Roman" w:hAnsi="Times New Roman"/>
+          <w:b w:val="0"/>
+          <w:i w:val="0"/>
+          <w:sz w:val="24"/>
+          <w:rFonts w:ascii="Times New Roman" w:hAnsi="Times New Roman" w:cs="Times New Roman"/>
+        </w:rPr>
+        <w:t>B. Phần mềm quản lí và điều khiển phần cứng (hệ điều hành, driver)</w:t>
+      </w:r>
+    </w:p>
+    <w:p>
+      <w:pPr>
+        <w:keepNext/>
+        <w:spacing w:before="0" w:after="20" w:line="276" w:lineRule="auto"/>
+        <w:ind w:left="360"/>
+      </w:pPr>
+      <w:r>
+        <w:rPr>
+          <w:rFonts w:ascii="Times New Roman" w:hAnsi="Times New Roman"/>
+          <w:b w:val="0"/>
+          <w:i w:val="0"/>
+          <w:sz w:val="24"/>
+          <w:rFonts w:ascii="Times New Roman" w:hAnsi="Times New Roman" w:cs="Times New Roman"/>
+        </w:rPr>
+        <w:t>C. Word</w:t>
+      </w:r>
+    </w:p>
+    <w:p>
+      <w:pPr>
+        <w:spacing w:before="0" w:after="50" w:line="276" w:lineRule="auto"/>
+        <w:ind w:left="360"/>
+      </w:pPr>
+      <w:r>
+        <w:rPr>
+          <w:rFonts w:ascii="Times New Roman" w:hAnsi="Times New Roman"/>
+          <w:b w:val="0"/>
+          <w:i w:val="0"/>
+          <w:sz w:val="24"/>
+          <w:rFonts w:ascii="Times New Roman" w:hAnsi="Times New Roman" w:cs="Times New Roman"/>
+        </w:rPr>
+        <w:t>D. Chrome</w:t>
+      </w:r>
+    </w:p>
+    <w:p>
+      <w:pPr>
+        <w:keepNext/>
         <w:spacing w:before="80" w:after="40" w:line="276" w:lineRule="auto"/>
         <w:jc w:val="left"/>
       </w:pPr>
@@ -2076,38 +2156,74 @@
     </w:p>
     <w:p>
       <w:pPr>
+        <w:keepNext/>
         <w:spacing w:before="0" w:after="20" w:line="276" w:lineRule="auto"/>
-        <w:jc w:val="left"/>
-      </w:pPr>
-      <w:r>
-        <w:rPr>
-          <w:rFonts w:ascii="Times New Roman" w:hAnsi="Times New Roman"/>
-          <w:b w:val="0"/>
-          <w:i w:val="0"/>
-          <w:sz w:val="24"/>
-          <w:rFonts w:ascii="Times New Roman" w:hAnsi="Times New Roman" w:cs="Times New Roman"/>
-        </w:rPr>
-        <w:t xml:space="preserve">    A. Hệ điều hành         B. Phần mềm phục vụ nhu cầu cụ thể (Word, Excel, Chrome)</w:t>
-      </w:r>
-    </w:p>
-    <w:p>
-      <w:pPr>
-        <w:spacing w:before="0" w:after="40" w:line="276" w:lineRule="auto"/>
-        <w:jc w:val="left"/>
-      </w:pPr>
-      <w:r>
-        <w:rPr>
-          <w:rFonts w:ascii="Times New Roman" w:hAnsi="Times New Roman"/>
-          <w:b w:val="0"/>
-          <w:i w:val="0"/>
-          <w:sz w:val="24"/>
-          <w:rFonts w:ascii="Times New Roman" w:hAnsi="Times New Roman" w:cs="Times New Roman"/>
-        </w:rPr>
-        <w:t xml:space="preserve">    C. Driver         D. BIOS</w:t>
-      </w:r>
-    </w:p>
-    <w:p>
-      <w:pPr>
+        <w:ind w:left="360"/>
+      </w:pPr>
+      <w:r>
+        <w:rPr>
+          <w:rFonts w:ascii="Times New Roman" w:hAnsi="Times New Roman"/>
+          <w:b w:val="0"/>
+          <w:i w:val="0"/>
+          <w:sz w:val="24"/>
+          <w:rFonts w:ascii="Times New Roman" w:hAnsi="Times New Roman" w:cs="Times New Roman"/>
+        </w:rPr>
+        <w:t>A. Hệ điều hành</w:t>
+      </w:r>
+    </w:p>
+    <w:p>
+      <w:pPr>
+        <w:keepNext/>
+        <w:spacing w:before="0" w:after="20" w:line="276" w:lineRule="auto"/>
+        <w:ind w:left="360"/>
+      </w:pPr>
+      <w:r>
+        <w:rPr>
+          <w:rFonts w:ascii="Times New Roman" w:hAnsi="Times New Roman"/>
+          <w:b w:val="0"/>
+          <w:i w:val="0"/>
+          <w:sz w:val="24"/>
+          <w:rFonts w:ascii="Times New Roman" w:hAnsi="Times New Roman" w:cs="Times New Roman"/>
+        </w:rPr>
+        <w:t>B. Phần mềm phục vụ nhu cầu cụ thể (Word, Excel, Chrome)</w:t>
+      </w:r>
+    </w:p>
+    <w:p>
+      <w:pPr>
+        <w:keepNext/>
+        <w:spacing w:before="0" w:after="20" w:line="276" w:lineRule="auto"/>
+        <w:ind w:left="360"/>
+      </w:pPr>
+      <w:r>
+        <w:rPr>
+          <w:rFonts w:ascii="Times New Roman" w:hAnsi="Times New Roman"/>
+          <w:b w:val="0"/>
+          <w:i w:val="0"/>
+          <w:sz w:val="24"/>
+          <w:rFonts w:ascii="Times New Roman" w:hAnsi="Times New Roman" w:cs="Times New Roman"/>
+        </w:rPr>
+        <w:t>C. Driver</w:t>
+      </w:r>
+    </w:p>
+    <w:p>
+      <w:pPr>
+        <w:spacing w:before="0" w:after="50" w:line="276" w:lineRule="auto"/>
+        <w:ind w:left="360"/>
+      </w:pPr>
+      <w:r>
+        <w:rPr>
+          <w:rFonts w:ascii="Times New Roman" w:hAnsi="Times New Roman"/>
+          <w:b w:val="0"/>
+          <w:i w:val="0"/>
+          <w:sz w:val="24"/>
+          <w:rFonts w:ascii="Times New Roman" w:hAnsi="Times New Roman" w:cs="Times New Roman"/>
+        </w:rPr>
+        <w:t>D. BIOS</w:t>
+      </w:r>
+    </w:p>
+    <w:p>
+      <w:pPr>
+        <w:keepNext/>
         <w:spacing w:before="80" w:after="40" w:line="276" w:lineRule="auto"/>
         <w:jc w:val="left"/>
       </w:pPr>
@@ -2124,38 +2240,52 @@
     </w:p>
     <w:p>
       <w:pPr>
+        <w:keepNext/>
+        <w:tabs>
+          <w:tab w:pos="360" w:val="left"/>
+          <w:tab w:pos="5112" w:val="left"/>
+        </w:tabs>
         <w:spacing w:before="0" w:after="20" w:line="276" w:lineRule="auto"/>
-        <w:jc w:val="left"/>
-      </w:pPr>
-      <w:r>
-        <w:rPr>
-          <w:rFonts w:ascii="Times New Roman" w:hAnsi="Times New Roman"/>
-          <w:b w:val="0"/>
-          <w:i w:val="0"/>
-          <w:sz w:val="24"/>
-          <w:rFonts w:ascii="Times New Roman" w:hAnsi="Times New Roman" w:cs="Times New Roman"/>
-        </w:rPr>
-        <w:t xml:space="preserve">    A. Ứng dụng         B. Hệ thống (hệ điều hành)</w:t>
-      </w:r>
-    </w:p>
-    <w:p>
-      <w:pPr>
-        <w:spacing w:before="0" w:after="40" w:line="276" w:lineRule="auto"/>
-        <w:jc w:val="left"/>
-      </w:pPr>
-      <w:r>
-        <w:rPr>
-          <w:rFonts w:ascii="Times New Roman" w:hAnsi="Times New Roman"/>
-          <w:b w:val="0"/>
-          <w:i w:val="0"/>
-          <w:sz w:val="24"/>
-          <w:rFonts w:ascii="Times New Roman" w:hAnsi="Times New Roman" w:cs="Times New Roman"/>
-        </w:rPr>
-        <w:t xml:space="preserve">    C. Game         D. Tiện ích</w:t>
-      </w:r>
-    </w:p>
-    <w:p>
-      <w:pPr>
+      </w:pPr>
+      <w:r>
+        <w:rPr>
+          <w:rFonts w:ascii="Times New Roman" w:hAnsi="Times New Roman"/>
+          <w:b w:val="0"/>
+          <w:i w:val="0"/>
+          <w:sz w:val="24"/>
+          <w:rFonts w:ascii="Times New Roman" w:hAnsi="Times New Roman" w:cs="Times New Roman"/>
+        </w:rPr>
+        <w:tab/>
+        <w:t>A. Ứng dụng</w:t>
+        <w:tab/>
+        <w:t>B. Hệ thống (hệ điều hành)</w:t>
+      </w:r>
+    </w:p>
+    <w:p>
+      <w:pPr>
+        <w:tabs>
+          <w:tab w:pos="360" w:val="left"/>
+          <w:tab w:pos="5112" w:val="left"/>
+        </w:tabs>
+        <w:spacing w:before="0" w:after="50" w:line="276" w:lineRule="auto"/>
+      </w:pPr>
+      <w:r>
+        <w:rPr>
+          <w:rFonts w:ascii="Times New Roman" w:hAnsi="Times New Roman"/>
+          <w:b w:val="0"/>
+          <w:i w:val="0"/>
+          <w:sz w:val="24"/>
+          <w:rFonts w:ascii="Times New Roman" w:hAnsi="Times New Roman" w:cs="Times New Roman"/>
+        </w:rPr>
+        <w:tab/>
+        <w:t>C. Game</w:t>
+        <w:tab/>
+        <w:t>D. Tiện ích</w:t>
+      </w:r>
+    </w:p>
+    <w:p>
+      <w:pPr>
+        <w:keepNext/>
         <w:spacing w:before="80" w:after="40" w:line="276" w:lineRule="auto"/>
         <w:jc w:val="left"/>
       </w:pPr>
@@ -2172,38 +2302,35 @@
     </w:p>
     <w:p>
       <w:pPr>
-        <w:spacing w:before="0" w:after="20" w:line="276" w:lineRule="auto"/>
-        <w:jc w:val="left"/>
-      </w:pPr>
-      <w:r>
-        <w:rPr>
-          <w:rFonts w:ascii="Times New Roman" w:hAnsi="Times New Roman"/>
-          <w:b w:val="0"/>
-          <w:i w:val="0"/>
-          <w:sz w:val="24"/>
-          <w:rFonts w:ascii="Times New Roman" w:hAnsi="Times New Roman" w:cs="Times New Roman"/>
-        </w:rPr>
-        <w:t xml:space="preserve">    A. Hệ thống         B. Ứng dụng</w:t>
-      </w:r>
-    </w:p>
-    <w:p>
-      <w:pPr>
-        <w:spacing w:before="0" w:after="40" w:line="276" w:lineRule="auto"/>
-        <w:jc w:val="left"/>
-      </w:pPr>
-      <w:r>
-        <w:rPr>
-          <w:rFonts w:ascii="Times New Roman" w:hAnsi="Times New Roman"/>
-          <w:b w:val="0"/>
-          <w:i w:val="0"/>
-          <w:sz w:val="24"/>
-          <w:rFonts w:ascii="Times New Roman" w:hAnsi="Times New Roman" w:cs="Times New Roman"/>
-        </w:rPr>
-        <w:t xml:space="preserve">    C. Driver         D. BIOS</w:t>
-      </w:r>
-    </w:p>
-    <w:p>
-      <w:pPr>
+        <w:tabs>
+          <w:tab w:pos="360" w:val="left"/>
+          <w:tab w:pos="2664" w:val="left"/>
+          <w:tab w:pos="4968" w:val="left"/>
+          <w:tab w:pos="7272" w:val="left"/>
+        </w:tabs>
+        <w:spacing w:before="0" w:after="50" w:line="276" w:lineRule="auto"/>
+      </w:pPr>
+      <w:r>
+        <w:rPr>
+          <w:rFonts w:ascii="Times New Roman" w:hAnsi="Times New Roman"/>
+          <w:b w:val="0"/>
+          <w:i w:val="0"/>
+          <w:sz w:val="24"/>
+          <w:rFonts w:ascii="Times New Roman" w:hAnsi="Times New Roman" w:cs="Times New Roman"/>
+        </w:rPr>
+        <w:tab/>
+        <w:t>A. Hệ thống</w:t>
+        <w:tab/>
+        <w:t>B. Ứng dụng</w:t>
+        <w:tab/>
+        <w:t>C. Driver</w:t>
+        <w:tab/>
+        <w:t>D. BIOS</w:t>
+      </w:r>
+    </w:p>
+    <w:p>
+      <w:pPr>
+        <w:keepNext/>
         <w:spacing w:before="80" w:after="40" w:line="276" w:lineRule="auto"/>
         <w:jc w:val="left"/>
       </w:pPr>
@@ -2220,38 +2347,74 @@
     </w:p>
     <w:p>
       <w:pPr>
+        <w:keepNext/>
         <w:spacing w:before="0" w:after="20" w:line="276" w:lineRule="auto"/>
-        <w:jc w:val="left"/>
-      </w:pPr>
-      <w:r>
-        <w:rPr>
-          <w:rFonts w:ascii="Times New Roman" w:hAnsi="Times New Roman"/>
-          <w:b w:val="0"/>
-          <w:i w:val="0"/>
-          <w:sz w:val="24"/>
-          <w:rFonts w:ascii="Times New Roman" w:hAnsi="Times New Roman" w:cs="Times New Roman"/>
-        </w:rPr>
-        <w:t xml:space="preserve">    A. Soạn văn bản         B. Quản lí phần cứng, phần mềm và cung cấp giao diện</w:t>
-      </w:r>
-    </w:p>
-    <w:p>
-      <w:pPr>
-        <w:spacing w:before="0" w:after="40" w:line="276" w:lineRule="auto"/>
-        <w:jc w:val="left"/>
-      </w:pPr>
-      <w:r>
-        <w:rPr>
-          <w:rFonts w:ascii="Times New Roman" w:hAnsi="Times New Roman"/>
-          <w:b w:val="0"/>
-          <w:i w:val="0"/>
-          <w:sz w:val="24"/>
-          <w:rFonts w:ascii="Times New Roman" w:hAnsi="Times New Roman" w:cs="Times New Roman"/>
-        </w:rPr>
-        <w:t xml:space="preserve">    C. Tạo bảng tính         D. Chỉ để chơi game</w:t>
-      </w:r>
-    </w:p>
-    <w:p>
-      <w:pPr>
+        <w:ind w:left="360"/>
+      </w:pPr>
+      <w:r>
+        <w:rPr>
+          <w:rFonts w:ascii="Times New Roman" w:hAnsi="Times New Roman"/>
+          <w:b w:val="0"/>
+          <w:i w:val="0"/>
+          <w:sz w:val="24"/>
+          <w:rFonts w:ascii="Times New Roman" w:hAnsi="Times New Roman" w:cs="Times New Roman"/>
+        </w:rPr>
+        <w:t>A. Soạn văn bản</w:t>
+      </w:r>
+    </w:p>
+    <w:p>
+      <w:pPr>
+        <w:keepNext/>
+        <w:spacing w:before="0" w:after="20" w:line="276" w:lineRule="auto"/>
+        <w:ind w:left="360"/>
+      </w:pPr>
+      <w:r>
+        <w:rPr>
+          <w:rFonts w:ascii="Times New Roman" w:hAnsi="Times New Roman"/>
+          <w:b w:val="0"/>
+          <w:i w:val="0"/>
+          <w:sz w:val="24"/>
+          <w:rFonts w:ascii="Times New Roman" w:hAnsi="Times New Roman" w:cs="Times New Roman"/>
+        </w:rPr>
+        <w:t>B. Quản lí phần cứng, phần mềm và cung cấp giao diện</w:t>
+      </w:r>
+    </w:p>
+    <w:p>
+      <w:pPr>
+        <w:keepNext/>
+        <w:spacing w:before="0" w:after="20" w:line="276" w:lineRule="auto"/>
+        <w:ind w:left="360"/>
+      </w:pPr>
+      <w:r>
+        <w:rPr>
+          <w:rFonts w:ascii="Times New Roman" w:hAnsi="Times New Roman"/>
+          <w:b w:val="0"/>
+          <w:i w:val="0"/>
+          <w:sz w:val="24"/>
+          <w:rFonts w:ascii="Times New Roman" w:hAnsi="Times New Roman" w:cs="Times New Roman"/>
+        </w:rPr>
+        <w:t>C. Tạo bảng tính</w:t>
+      </w:r>
+    </w:p>
+    <w:p>
+      <w:pPr>
+        <w:spacing w:before="0" w:after="50" w:line="276" w:lineRule="auto"/>
+        <w:ind w:left="360"/>
+      </w:pPr>
+      <w:r>
+        <w:rPr>
+          <w:rFonts w:ascii="Times New Roman" w:hAnsi="Times New Roman"/>
+          <w:b w:val="0"/>
+          <w:i w:val="0"/>
+          <w:sz w:val="24"/>
+          <w:rFonts w:ascii="Times New Roman" w:hAnsi="Times New Roman" w:cs="Times New Roman"/>
+        </w:rPr>
+        <w:t>D. Chỉ để chơi game</w:t>
+      </w:r>
+    </w:p>
+    <w:p>
+      <w:pPr>
+        <w:keepNext/>
         <w:spacing w:before="80" w:after="40" w:line="276" w:lineRule="auto"/>
         <w:jc w:val="left"/>
       </w:pPr>
@@ -2268,38 +2431,52 @@
     </w:p>
     <w:p>
       <w:pPr>
+        <w:keepNext/>
+        <w:tabs>
+          <w:tab w:pos="360" w:val="left"/>
+          <w:tab w:pos="5112" w:val="left"/>
+        </w:tabs>
         <w:spacing w:before="0" w:after="20" w:line="276" w:lineRule="auto"/>
-        <w:jc w:val="left"/>
-      </w:pPr>
-      <w:r>
-        <w:rPr>
-          <w:rFonts w:ascii="Times New Roman" w:hAnsi="Times New Roman"/>
-          <w:b w:val="0"/>
-          <w:i w:val="0"/>
-          <w:sz w:val="24"/>
-          <w:rFonts w:ascii="Times New Roman" w:hAnsi="Times New Roman" w:cs="Times New Roman"/>
-        </w:rPr>
-        <w:t xml:space="preserve">    A. Hệ thống         B. Ứng dụng (tiện ích)</w:t>
-      </w:r>
-    </w:p>
-    <w:p>
-      <w:pPr>
-        <w:spacing w:before="0" w:after="40" w:line="276" w:lineRule="auto"/>
-        <w:jc w:val="left"/>
-      </w:pPr>
-      <w:r>
-        <w:rPr>
-          <w:rFonts w:ascii="Times New Roman" w:hAnsi="Times New Roman"/>
-          <w:b w:val="0"/>
-          <w:i w:val="0"/>
-          <w:sz w:val="24"/>
-          <w:rFonts w:ascii="Times New Roman" w:hAnsi="Times New Roman" w:cs="Times New Roman"/>
-        </w:rPr>
-        <w:t xml:space="preserve">    C. Game         D. Hệ điều hành</w:t>
-      </w:r>
-    </w:p>
-    <w:p>
-      <w:pPr>
+      </w:pPr>
+      <w:r>
+        <w:rPr>
+          <w:rFonts w:ascii="Times New Roman" w:hAnsi="Times New Roman"/>
+          <w:b w:val="0"/>
+          <w:i w:val="0"/>
+          <w:sz w:val="24"/>
+          <w:rFonts w:ascii="Times New Roman" w:hAnsi="Times New Roman" w:cs="Times New Roman"/>
+        </w:rPr>
+        <w:tab/>
+        <w:t>A. Hệ thống</w:t>
+        <w:tab/>
+        <w:t>B. Ứng dụng (tiện ích)</w:t>
+      </w:r>
+    </w:p>
+    <w:p>
+      <w:pPr>
+        <w:tabs>
+          <w:tab w:pos="360" w:val="left"/>
+          <w:tab w:pos="5112" w:val="left"/>
+        </w:tabs>
+        <w:spacing w:before="0" w:after="50" w:line="276" w:lineRule="auto"/>
+      </w:pPr>
+      <w:r>
+        <w:rPr>
+          <w:rFonts w:ascii="Times New Roman" w:hAnsi="Times New Roman"/>
+          <w:b w:val="0"/>
+          <w:i w:val="0"/>
+          <w:sz w:val="24"/>
+          <w:rFonts w:ascii="Times New Roman" w:hAnsi="Times New Roman" w:cs="Times New Roman"/>
+        </w:rPr>
+        <w:tab/>
+        <w:t>C. Game</w:t>
+        <w:tab/>
+        <w:t>D. Hệ điều hành</w:t>
+      </w:r>
+    </w:p>
+    <w:p>
+      <w:pPr>
+        <w:keepNext/>
         <w:spacing w:before="80" w:after="40" w:line="276" w:lineRule="auto"/>
         <w:jc w:val="left"/>
       </w:pPr>
@@ -2316,38 +2493,74 @@
     </w:p>
     <w:p>
       <w:pPr>
+        <w:keepNext/>
         <w:spacing w:before="0" w:after="20" w:line="276" w:lineRule="auto"/>
-        <w:jc w:val="left"/>
-      </w:pPr>
-      <w:r>
-        <w:rPr>
-          <w:rFonts w:ascii="Times New Roman" w:hAnsi="Times New Roman"/>
-          <w:b w:val="0"/>
-          <w:i w:val="0"/>
-          <w:sz w:val="24"/>
-          <w:rFonts w:ascii="Times New Roman" w:hAnsi="Times New Roman" w:cs="Times New Roman"/>
-        </w:rPr>
-        <w:t xml:space="preserve">    A. Soạn văn bản         B. Giúp hệ điều hành giao tiếp với thiết bị phần cứng</w:t>
-      </w:r>
-    </w:p>
-    <w:p>
-      <w:pPr>
-        <w:spacing w:before="0" w:after="40" w:line="276" w:lineRule="auto"/>
-        <w:jc w:val="left"/>
-      </w:pPr>
-      <w:r>
-        <w:rPr>
-          <w:rFonts w:ascii="Times New Roman" w:hAnsi="Times New Roman"/>
-          <w:b w:val="0"/>
-          <w:i w:val="0"/>
-          <w:sz w:val="24"/>
-          <w:rFonts w:ascii="Times New Roman" w:hAnsi="Times New Roman" w:cs="Times New Roman"/>
-        </w:rPr>
-        <w:t xml:space="preserve">    C. Duyệt web         D. Chơi game</w:t>
-      </w:r>
-    </w:p>
-    <w:p>
-      <w:pPr>
+        <w:ind w:left="360"/>
+      </w:pPr>
+      <w:r>
+        <w:rPr>
+          <w:rFonts w:ascii="Times New Roman" w:hAnsi="Times New Roman"/>
+          <w:b w:val="0"/>
+          <w:i w:val="0"/>
+          <w:sz w:val="24"/>
+          <w:rFonts w:ascii="Times New Roman" w:hAnsi="Times New Roman" w:cs="Times New Roman"/>
+        </w:rPr>
+        <w:t>A. Soạn văn bản</w:t>
+      </w:r>
+    </w:p>
+    <w:p>
+      <w:pPr>
+        <w:keepNext/>
+        <w:spacing w:before="0" w:after="20" w:line="276" w:lineRule="auto"/>
+        <w:ind w:left="360"/>
+      </w:pPr>
+      <w:r>
+        <w:rPr>
+          <w:rFonts w:ascii="Times New Roman" w:hAnsi="Times New Roman"/>
+          <w:b w:val="0"/>
+          <w:i w:val="0"/>
+          <w:sz w:val="24"/>
+          <w:rFonts w:ascii="Times New Roman" w:hAnsi="Times New Roman" w:cs="Times New Roman"/>
+        </w:rPr>
+        <w:t>B. Giúp hệ điều hành giao tiếp với thiết bị phần cứng</w:t>
+      </w:r>
+    </w:p>
+    <w:p>
+      <w:pPr>
+        <w:keepNext/>
+        <w:spacing w:before="0" w:after="20" w:line="276" w:lineRule="auto"/>
+        <w:ind w:left="360"/>
+      </w:pPr>
+      <w:r>
+        <w:rPr>
+          <w:rFonts w:ascii="Times New Roman" w:hAnsi="Times New Roman"/>
+          <w:b w:val="0"/>
+          <w:i w:val="0"/>
+          <w:sz w:val="24"/>
+          <w:rFonts w:ascii="Times New Roman" w:hAnsi="Times New Roman" w:cs="Times New Roman"/>
+        </w:rPr>
+        <w:t>C. Duyệt web</w:t>
+      </w:r>
+    </w:p>
+    <w:p>
+      <w:pPr>
+        <w:spacing w:before="0" w:after="50" w:line="276" w:lineRule="auto"/>
+        <w:ind w:left="360"/>
+      </w:pPr>
+      <w:r>
+        <w:rPr>
+          <w:rFonts w:ascii="Times New Roman" w:hAnsi="Times New Roman"/>
+          <w:b w:val="0"/>
+          <w:i w:val="0"/>
+          <w:sz w:val="24"/>
+          <w:rFonts w:ascii="Times New Roman" w:hAnsi="Times New Roman" w:cs="Times New Roman"/>
+        </w:rPr>
+        <w:t>D. Chơi game</w:t>
+      </w:r>
+    </w:p>
+    <w:p>
+      <w:pPr>
+        <w:keepNext/>
         <w:spacing w:before="80" w:after="40" w:line="276" w:lineRule="auto"/>
         <w:jc w:val="left"/>
       </w:pPr>
@@ -2364,38 +2577,52 @@
     </w:p>
     <w:p>
       <w:pPr>
+        <w:keepNext/>
+        <w:tabs>
+          <w:tab w:pos="360" w:val="left"/>
+          <w:tab w:pos="5112" w:val="left"/>
+        </w:tabs>
         <w:spacing w:before="0" w:after="20" w:line="276" w:lineRule="auto"/>
-        <w:jc w:val="left"/>
-      </w:pPr>
-      <w:r>
-        <w:rPr>
-          <w:rFonts w:ascii="Times New Roman" w:hAnsi="Times New Roman"/>
-          <w:b w:val="0"/>
-          <w:i w:val="0"/>
-          <w:sz w:val="24"/>
-          <w:rFonts w:ascii="Times New Roman" w:hAnsi="Times New Roman" w:cs="Times New Roman"/>
-        </w:rPr>
-        <w:t xml:space="preserve">    A. Hệ thống         B. Ứng dụng (trình duyệt web)</w:t>
-      </w:r>
-    </w:p>
-    <w:p>
-      <w:pPr>
-        <w:spacing w:before="0" w:after="40" w:line="276" w:lineRule="auto"/>
-        <w:jc w:val="left"/>
-      </w:pPr>
-      <w:r>
-        <w:rPr>
-          <w:rFonts w:ascii="Times New Roman" w:hAnsi="Times New Roman"/>
-          <w:b w:val="0"/>
-          <w:i w:val="0"/>
-          <w:sz w:val="24"/>
-          <w:rFonts w:ascii="Times New Roman" w:hAnsi="Times New Roman" w:cs="Times New Roman"/>
-        </w:rPr>
-        <w:t xml:space="preserve">    C. Driver         D. BIOS</w:t>
-      </w:r>
-    </w:p>
-    <w:p>
-      <w:pPr>
+      </w:pPr>
+      <w:r>
+        <w:rPr>
+          <w:rFonts w:ascii="Times New Roman" w:hAnsi="Times New Roman"/>
+          <w:b w:val="0"/>
+          <w:i w:val="0"/>
+          <w:sz w:val="24"/>
+          <w:rFonts w:ascii="Times New Roman" w:hAnsi="Times New Roman" w:cs="Times New Roman"/>
+        </w:rPr>
+        <w:tab/>
+        <w:t>A. Hệ thống</w:t>
+        <w:tab/>
+        <w:t>B. Ứng dụng (trình duyệt web)</w:t>
+      </w:r>
+    </w:p>
+    <w:p>
+      <w:pPr>
+        <w:tabs>
+          <w:tab w:pos="360" w:val="left"/>
+          <w:tab w:pos="5112" w:val="left"/>
+        </w:tabs>
+        <w:spacing w:before="0" w:after="50" w:line="276" w:lineRule="auto"/>
+      </w:pPr>
+      <w:r>
+        <w:rPr>
+          <w:rFonts w:ascii="Times New Roman" w:hAnsi="Times New Roman"/>
+          <w:b w:val="0"/>
+          <w:i w:val="0"/>
+          <w:sz w:val="24"/>
+          <w:rFonts w:ascii="Times New Roman" w:hAnsi="Times New Roman" w:cs="Times New Roman"/>
+        </w:rPr>
+        <w:tab/>
+        <w:t>C. Driver</w:t>
+        <w:tab/>
+        <w:t>D. BIOS</w:t>
+      </w:r>
+    </w:p>
+    <w:p>
+      <w:pPr>
+        <w:keepNext/>
         <w:spacing w:before="80" w:after="40" w:line="276" w:lineRule="auto"/>
         <w:jc w:val="left"/>
       </w:pPr>
@@ -2412,38 +2639,74 @@
     </w:p>
     <w:p>
       <w:pPr>
+        <w:keepNext/>
         <w:spacing w:before="0" w:after="20" w:line="276" w:lineRule="auto"/>
-        <w:jc w:val="left"/>
-      </w:pPr>
-      <w:r>
-        <w:rPr>
-          <w:rFonts w:ascii="Times New Roman" w:hAnsi="Times New Roman"/>
-          <w:b w:val="0"/>
-          <w:i w:val="0"/>
-          <w:sz w:val="24"/>
-          <w:rFonts w:ascii="Times New Roman" w:hAnsi="Times New Roman" w:cs="Times New Roman"/>
-        </w:rPr>
-        <w:t xml:space="preserve">    A. Trang web lạ         B. Trang chính thức của nhà phát triển hoặc cửa hàng ứng dụng uy tín</w:t>
-      </w:r>
-    </w:p>
-    <w:p>
-      <w:pPr>
-        <w:spacing w:before="0" w:after="40" w:line="276" w:lineRule="auto"/>
-        <w:jc w:val="left"/>
-      </w:pPr>
-      <w:r>
-        <w:rPr>
-          <w:rFonts w:ascii="Times New Roman" w:hAnsi="Times New Roman"/>
-          <w:b w:val="0"/>
-          <w:i w:val="0"/>
-          <w:sz w:val="24"/>
-          <w:rFonts w:ascii="Times New Roman" w:hAnsi="Times New Roman" w:cs="Times New Roman"/>
-        </w:rPr>
-        <w:t xml:space="preserve">    C. Link người lạ gửi         D. Email spam</w:t>
-      </w:r>
-    </w:p>
-    <w:p>
-      <w:pPr>
+        <w:ind w:left="360"/>
+      </w:pPr>
+      <w:r>
+        <w:rPr>
+          <w:rFonts w:ascii="Times New Roman" w:hAnsi="Times New Roman"/>
+          <w:b w:val="0"/>
+          <w:i w:val="0"/>
+          <w:sz w:val="24"/>
+          <w:rFonts w:ascii="Times New Roman" w:hAnsi="Times New Roman" w:cs="Times New Roman"/>
+        </w:rPr>
+        <w:t>A. Trang web lạ</w:t>
+      </w:r>
+    </w:p>
+    <w:p>
+      <w:pPr>
+        <w:keepNext/>
+        <w:spacing w:before="0" w:after="20" w:line="276" w:lineRule="auto"/>
+        <w:ind w:left="360"/>
+      </w:pPr>
+      <w:r>
+        <w:rPr>
+          <w:rFonts w:ascii="Times New Roman" w:hAnsi="Times New Roman"/>
+          <w:b w:val="0"/>
+          <w:i w:val="0"/>
+          <w:sz w:val="24"/>
+          <w:rFonts w:ascii="Times New Roman" w:hAnsi="Times New Roman" w:cs="Times New Roman"/>
+        </w:rPr>
+        <w:t>B. Trang chính thức của nhà phát triển hoặc cửa hàng ứng dụng uy tín</w:t>
+      </w:r>
+    </w:p>
+    <w:p>
+      <w:pPr>
+        <w:keepNext/>
+        <w:spacing w:before="0" w:after="20" w:line="276" w:lineRule="auto"/>
+        <w:ind w:left="360"/>
+      </w:pPr>
+      <w:r>
+        <w:rPr>
+          <w:rFonts w:ascii="Times New Roman" w:hAnsi="Times New Roman"/>
+          <w:b w:val="0"/>
+          <w:i w:val="0"/>
+          <w:sz w:val="24"/>
+          <w:rFonts w:ascii="Times New Roman" w:hAnsi="Times New Roman" w:cs="Times New Roman"/>
+        </w:rPr>
+        <w:t>C. Link người lạ gửi</w:t>
+      </w:r>
+    </w:p>
+    <w:p>
+      <w:pPr>
+        <w:spacing w:before="0" w:after="50" w:line="276" w:lineRule="auto"/>
+        <w:ind w:left="360"/>
+      </w:pPr>
+      <w:r>
+        <w:rPr>
+          <w:rFonts w:ascii="Times New Roman" w:hAnsi="Times New Roman"/>
+          <w:b w:val="0"/>
+          <w:i w:val="0"/>
+          <w:sz w:val="24"/>
+          <w:rFonts w:ascii="Times New Roman" w:hAnsi="Times New Roman" w:cs="Times New Roman"/>
+        </w:rPr>
+        <w:t>D. Email spam</w:t>
+      </w:r>
+    </w:p>
+    <w:p>
+      <w:pPr>
+        <w:keepNext/>
         <w:spacing w:before="80" w:after="40" w:line="276" w:lineRule="auto"/>
         <w:jc w:val="left"/>
       </w:pPr>
@@ -2460,38 +2723,74 @@
     </w:p>
     <w:p>
       <w:pPr>
+        <w:keepNext/>
         <w:spacing w:before="0" w:after="20" w:line="276" w:lineRule="auto"/>
-        <w:jc w:val="left"/>
-      </w:pPr>
-      <w:r>
-        <w:rPr>
-          <w:rFonts w:ascii="Times New Roman" w:hAnsi="Times New Roman"/>
-          <w:b w:val="0"/>
-          <w:i w:val="0"/>
-          <w:sz w:val="24"/>
-          <w:rFonts w:ascii="Times New Roman" w:hAnsi="Times New Roman" w:cs="Times New Roman"/>
-        </w:rPr>
-        <w:t xml:space="preserve">    A. Miễn phí tùy ý         B. Được bảo vệ pháp luật, cần mua hoặc xin phép sử dụng</w:t>
-      </w:r>
-    </w:p>
-    <w:p>
-      <w:pPr>
-        <w:spacing w:before="0" w:after="40" w:line="276" w:lineRule="auto"/>
-        <w:jc w:val="left"/>
-      </w:pPr>
-      <w:r>
-        <w:rPr>
-          <w:rFonts w:ascii="Times New Roman" w:hAnsi="Times New Roman"/>
-          <w:b w:val="0"/>
-          <w:i w:val="0"/>
-          <w:sz w:val="24"/>
-          <w:rFonts w:ascii="Times New Roman" w:hAnsi="Times New Roman" w:cs="Times New Roman"/>
-        </w:rPr>
-        <w:t xml:space="preserve">    C. Không cần cài đặt         D. Chỉ dùng 1 lần</w:t>
-      </w:r>
-    </w:p>
-    <w:p>
-      <w:pPr>
+        <w:ind w:left="360"/>
+      </w:pPr>
+      <w:r>
+        <w:rPr>
+          <w:rFonts w:ascii="Times New Roman" w:hAnsi="Times New Roman"/>
+          <w:b w:val="0"/>
+          <w:i w:val="0"/>
+          <w:sz w:val="24"/>
+          <w:rFonts w:ascii="Times New Roman" w:hAnsi="Times New Roman" w:cs="Times New Roman"/>
+        </w:rPr>
+        <w:t>A. Miễn phí tùy ý</w:t>
+      </w:r>
+    </w:p>
+    <w:p>
+      <w:pPr>
+        <w:keepNext/>
+        <w:spacing w:before="0" w:after="20" w:line="276" w:lineRule="auto"/>
+        <w:ind w:left="360"/>
+      </w:pPr>
+      <w:r>
+        <w:rPr>
+          <w:rFonts w:ascii="Times New Roman" w:hAnsi="Times New Roman"/>
+          <w:b w:val="0"/>
+          <w:i w:val="0"/>
+          <w:sz w:val="24"/>
+          <w:rFonts w:ascii="Times New Roman" w:hAnsi="Times New Roman" w:cs="Times New Roman"/>
+        </w:rPr>
+        <w:t>B. Được bảo vệ pháp luật, cần mua hoặc xin phép sử dụng</w:t>
+      </w:r>
+    </w:p>
+    <w:p>
+      <w:pPr>
+        <w:keepNext/>
+        <w:spacing w:before="0" w:after="20" w:line="276" w:lineRule="auto"/>
+        <w:ind w:left="360"/>
+      </w:pPr>
+      <w:r>
+        <w:rPr>
+          <w:rFonts w:ascii="Times New Roman" w:hAnsi="Times New Roman"/>
+          <w:b w:val="0"/>
+          <w:i w:val="0"/>
+          <w:sz w:val="24"/>
+          <w:rFonts w:ascii="Times New Roman" w:hAnsi="Times New Roman" w:cs="Times New Roman"/>
+        </w:rPr>
+        <w:t>C. Không cần cài đặt</w:t>
+      </w:r>
+    </w:p>
+    <w:p>
+      <w:pPr>
+        <w:spacing w:before="0" w:after="50" w:line="276" w:lineRule="auto"/>
+        <w:ind w:left="360"/>
+      </w:pPr>
+      <w:r>
+        <w:rPr>
+          <w:rFonts w:ascii="Times New Roman" w:hAnsi="Times New Roman"/>
+          <w:b w:val="0"/>
+          <w:i w:val="0"/>
+          <w:sz w:val="24"/>
+          <w:rFonts w:ascii="Times New Roman" w:hAnsi="Times New Roman" w:cs="Times New Roman"/>
+        </w:rPr>
+        <w:t>D. Chỉ dùng 1 lần</w:t>
+      </w:r>
+    </w:p>
+    <w:p>
+      <w:pPr>
+        <w:keepNext/>
         <w:spacing w:before="80" w:after="40" w:line="276" w:lineRule="auto"/>
         <w:jc w:val="left"/>
       </w:pPr>
@@ -2508,38 +2807,74 @@
     </w:p>
     <w:p>
       <w:pPr>
+        <w:keepNext/>
         <w:spacing w:before="0" w:after="20" w:line="276" w:lineRule="auto"/>
-        <w:jc w:val="left"/>
-      </w:pPr>
-      <w:r>
-        <w:rPr>
-          <w:rFonts w:ascii="Times New Roman" w:hAnsi="Times New Roman"/>
-          <w:b w:val="0"/>
-          <w:i w:val="0"/>
-          <w:sz w:val="24"/>
-          <w:rFonts w:ascii="Times New Roman" w:hAnsi="Times New Roman" w:cs="Times New Roman"/>
-        </w:rPr>
-        <w:t xml:space="preserve">    A. Đường đi trên bản đồ         B. Địa chỉ xác định vị trí tệp/thư mục trong cây thư mục</w:t>
-      </w:r>
-    </w:p>
-    <w:p>
-      <w:pPr>
-        <w:spacing w:before="0" w:after="40" w:line="276" w:lineRule="auto"/>
-        <w:jc w:val="left"/>
-      </w:pPr>
-      <w:r>
-        <w:rPr>
-          <w:rFonts w:ascii="Times New Roman" w:hAnsi="Times New Roman"/>
-          <w:b w:val="0"/>
-          <w:i w:val="0"/>
-          <w:sz w:val="24"/>
-          <w:rFonts w:ascii="Times New Roman" w:hAnsi="Times New Roman" w:cs="Times New Roman"/>
-        </w:rPr>
-        <w:t xml:space="preserve">    C. Tên tệp         D. Tên phần mềm</w:t>
-      </w:r>
-    </w:p>
-    <w:p>
-      <w:pPr>
+        <w:ind w:left="360"/>
+      </w:pPr>
+      <w:r>
+        <w:rPr>
+          <w:rFonts w:ascii="Times New Roman" w:hAnsi="Times New Roman"/>
+          <w:b w:val="0"/>
+          <w:i w:val="0"/>
+          <w:sz w:val="24"/>
+          <w:rFonts w:ascii="Times New Roman" w:hAnsi="Times New Roman" w:cs="Times New Roman"/>
+        </w:rPr>
+        <w:t>A. Đường đi trên bản đồ</w:t>
+      </w:r>
+    </w:p>
+    <w:p>
+      <w:pPr>
+        <w:keepNext/>
+        <w:spacing w:before="0" w:after="20" w:line="276" w:lineRule="auto"/>
+        <w:ind w:left="360"/>
+      </w:pPr>
+      <w:r>
+        <w:rPr>
+          <w:rFonts w:ascii="Times New Roman" w:hAnsi="Times New Roman"/>
+          <w:b w:val="0"/>
+          <w:i w:val="0"/>
+          <w:sz w:val="24"/>
+          <w:rFonts w:ascii="Times New Roman" w:hAnsi="Times New Roman" w:cs="Times New Roman"/>
+        </w:rPr>
+        <w:t>B. Địa chỉ xác định vị trí tệp/thư mục trong cây thư mục</w:t>
+      </w:r>
+    </w:p>
+    <w:p>
+      <w:pPr>
+        <w:keepNext/>
+        <w:spacing w:before="0" w:after="20" w:line="276" w:lineRule="auto"/>
+        <w:ind w:left="360"/>
+      </w:pPr>
+      <w:r>
+        <w:rPr>
+          <w:rFonts w:ascii="Times New Roman" w:hAnsi="Times New Roman"/>
+          <w:b w:val="0"/>
+          <w:i w:val="0"/>
+          <w:sz w:val="24"/>
+          <w:rFonts w:ascii="Times New Roman" w:hAnsi="Times New Roman" w:cs="Times New Roman"/>
+        </w:rPr>
+        <w:t>C. Tên tệp</w:t>
+      </w:r>
+    </w:p>
+    <w:p>
+      <w:pPr>
+        <w:spacing w:before="0" w:after="50" w:line="276" w:lineRule="auto"/>
+        <w:ind w:left="360"/>
+      </w:pPr>
+      <w:r>
+        <w:rPr>
+          <w:rFonts w:ascii="Times New Roman" w:hAnsi="Times New Roman"/>
+          <w:b w:val="0"/>
+          <w:i w:val="0"/>
+          <w:sz w:val="24"/>
+          <w:rFonts w:ascii="Times New Roman" w:hAnsi="Times New Roman" w:cs="Times New Roman"/>
+        </w:rPr>
+        <w:t>D. Tên phần mềm</w:t>
+      </w:r>
+    </w:p>
+    <w:p>
+      <w:pPr>
+        <w:keepNext/>
         <w:spacing w:before="80" w:after="40" w:line="276" w:lineRule="auto"/>
         <w:jc w:val="left"/>
       </w:pPr>
@@ -2556,38 +2891,74 @@
     </w:p>
     <w:p>
       <w:pPr>
+        <w:keepNext/>
         <w:spacing w:before="0" w:after="20" w:line="276" w:lineRule="auto"/>
-        <w:jc w:val="left"/>
-      </w:pPr>
-      <w:r>
-        <w:rPr>
-          <w:rFonts w:ascii="Times New Roman" w:hAnsi="Times New Roman"/>
-          <w:b w:val="0"/>
-          <w:i w:val="0"/>
-          <w:sz w:val="24"/>
-          <w:rFonts w:ascii="Times New Roman" w:hAnsi="Times New Roman" w:cs="Times New Roman"/>
-        </w:rPr>
-        <w:t xml:space="preserve">    A. BaiTap.docx nằm trong thư mục HocSinh trên ổ C:         B. BaiTap.docx nằm trên Desktop</w:t>
-      </w:r>
-    </w:p>
-    <w:p>
-      <w:pPr>
-        <w:spacing w:before="0" w:after="40" w:line="276" w:lineRule="auto"/>
-        <w:jc w:val="left"/>
-      </w:pPr>
-      <w:r>
-        <w:rPr>
-          <w:rFonts w:ascii="Times New Roman" w:hAnsi="Times New Roman"/>
-          <w:b w:val="0"/>
-          <w:i w:val="0"/>
-          <w:sz w:val="24"/>
-          <w:rFonts w:ascii="Times New Roman" w:hAnsi="Times New Roman" w:cs="Times New Roman"/>
-        </w:rPr>
-        <w:t xml:space="preserve">    C. BaiTap.docx là thư mục         D. BaiTap.docx bị xóa</w:t>
-      </w:r>
-    </w:p>
-    <w:p>
-      <w:pPr>
+        <w:ind w:left="360"/>
+      </w:pPr>
+      <w:r>
+        <w:rPr>
+          <w:rFonts w:ascii="Times New Roman" w:hAnsi="Times New Roman"/>
+          <w:b w:val="0"/>
+          <w:i w:val="0"/>
+          <w:sz w:val="24"/>
+          <w:rFonts w:ascii="Times New Roman" w:hAnsi="Times New Roman" w:cs="Times New Roman"/>
+        </w:rPr>
+        <w:t>A. BaiTap.docx nằm trong thư mục HocSinh trên ổ C:</w:t>
+      </w:r>
+    </w:p>
+    <w:p>
+      <w:pPr>
+        <w:keepNext/>
+        <w:spacing w:before="0" w:after="20" w:line="276" w:lineRule="auto"/>
+        <w:ind w:left="360"/>
+      </w:pPr>
+      <w:r>
+        <w:rPr>
+          <w:rFonts w:ascii="Times New Roman" w:hAnsi="Times New Roman"/>
+          <w:b w:val="0"/>
+          <w:i w:val="0"/>
+          <w:sz w:val="24"/>
+          <w:rFonts w:ascii="Times New Roman" w:hAnsi="Times New Roman" w:cs="Times New Roman"/>
+        </w:rPr>
+        <w:t>B. BaiTap.docx nằm trên Desktop</w:t>
+      </w:r>
+    </w:p>
+    <w:p>
+      <w:pPr>
+        <w:keepNext/>
+        <w:spacing w:before="0" w:after="20" w:line="276" w:lineRule="auto"/>
+        <w:ind w:left="360"/>
+      </w:pPr>
+      <w:r>
+        <w:rPr>
+          <w:rFonts w:ascii="Times New Roman" w:hAnsi="Times New Roman"/>
+          <w:b w:val="0"/>
+          <w:i w:val="0"/>
+          <w:sz w:val="24"/>
+          <w:rFonts w:ascii="Times New Roman" w:hAnsi="Times New Roman" w:cs="Times New Roman"/>
+        </w:rPr>
+        <w:t>C. BaiTap.docx là thư mục</w:t>
+      </w:r>
+    </w:p>
+    <w:p>
+      <w:pPr>
+        <w:spacing w:before="0" w:after="50" w:line="276" w:lineRule="auto"/>
+        <w:ind w:left="360"/>
+      </w:pPr>
+      <w:r>
+        <w:rPr>
+          <w:rFonts w:ascii="Times New Roman" w:hAnsi="Times New Roman"/>
+          <w:b w:val="0"/>
+          <w:i w:val="0"/>
+          <w:sz w:val="24"/>
+          <w:rFonts w:ascii="Times New Roman" w:hAnsi="Times New Roman" w:cs="Times New Roman"/>
+        </w:rPr>
+        <w:t>D. BaiTap.docx bị xóa</w:t>
+      </w:r>
+    </w:p>
+    <w:p>
+      <w:pPr>
+        <w:keepNext/>
         <w:spacing w:before="80" w:after="40" w:line="276" w:lineRule="auto"/>
         <w:jc w:val="left"/>
       </w:pPr>
@@ -2604,38 +2975,35 @@
     </w:p>
     <w:p>
       <w:pPr>
-        <w:spacing w:before="0" w:after="20" w:line="276" w:lineRule="auto"/>
-        <w:jc w:val="left"/>
-      </w:pPr>
-      <w:r>
-        <w:rPr>
-          <w:rFonts w:ascii="Times New Roman" w:hAnsi="Times New Roman"/>
-          <w:b w:val="0"/>
-          <w:i w:val="0"/>
-          <w:sz w:val="24"/>
-          <w:rFonts w:ascii="Times New Roman" w:hAnsi="Times New Roman" w:cs="Times New Roman"/>
-        </w:rPr>
-        <w:t xml:space="preserve">    A. Dán         B. Sao chép</w:t>
-      </w:r>
-    </w:p>
-    <w:p>
-      <w:pPr>
-        <w:spacing w:before="0" w:after="40" w:line="276" w:lineRule="auto"/>
-        <w:jc w:val="left"/>
-      </w:pPr>
-      <w:r>
-        <w:rPr>
-          <w:rFonts w:ascii="Times New Roman" w:hAnsi="Times New Roman"/>
-          <w:b w:val="0"/>
-          <w:i w:val="0"/>
-          <w:sz w:val="24"/>
-          <w:rFonts w:ascii="Times New Roman" w:hAnsi="Times New Roman" w:cs="Times New Roman"/>
-        </w:rPr>
-        <w:t xml:space="preserve">    C. Cắt         D. Xóa</w:t>
-      </w:r>
-    </w:p>
-    <w:p>
-      <w:pPr>
+        <w:tabs>
+          <w:tab w:pos="360" w:val="left"/>
+          <w:tab w:pos="2664" w:val="left"/>
+          <w:tab w:pos="4968" w:val="left"/>
+          <w:tab w:pos="7272" w:val="left"/>
+        </w:tabs>
+        <w:spacing w:before="0" w:after="50" w:line="276" w:lineRule="auto"/>
+      </w:pPr>
+      <w:r>
+        <w:rPr>
+          <w:rFonts w:ascii="Times New Roman" w:hAnsi="Times New Roman"/>
+          <w:b w:val="0"/>
+          <w:i w:val="0"/>
+          <w:sz w:val="24"/>
+          <w:rFonts w:ascii="Times New Roman" w:hAnsi="Times New Roman" w:cs="Times New Roman"/>
+        </w:rPr>
+        <w:tab/>
+        <w:t>A. Dán</w:t>
+        <w:tab/>
+        <w:t>B. Sao chép</w:t>
+        <w:tab/>
+        <w:t>C. Cắt</w:t>
+        <w:tab/>
+        <w:t>D. Xóa</w:t>
+      </w:r>
+    </w:p>
+    <w:p>
+      <w:pPr>
+        <w:keepNext/>
         <w:spacing w:before="80" w:after="40" w:line="276" w:lineRule="auto"/>
         <w:jc w:val="left"/>
       </w:pPr>
@@ -2652,38 +3020,35 @@
     </w:p>
     <w:p>
       <w:pPr>
-        <w:spacing w:before="0" w:after="20" w:line="276" w:lineRule="auto"/>
-        <w:jc w:val="left"/>
-      </w:pPr>
-      <w:r>
-        <w:rPr>
-          <w:rFonts w:ascii="Times New Roman" w:hAnsi="Times New Roman"/>
-          <w:b w:val="0"/>
-          <w:i w:val="0"/>
-          <w:sz w:val="24"/>
-          <w:rFonts w:ascii="Times New Roman" w:hAnsi="Times New Roman" w:cs="Times New Roman"/>
-        </w:rPr>
-        <w:t xml:space="preserve">    A. Sao chép         B. Dán</w:t>
-      </w:r>
-    </w:p>
-    <w:p>
-      <w:pPr>
-        <w:spacing w:before="0" w:after="40" w:line="276" w:lineRule="auto"/>
-        <w:jc w:val="left"/>
-      </w:pPr>
-      <w:r>
-        <w:rPr>
-          <w:rFonts w:ascii="Times New Roman" w:hAnsi="Times New Roman"/>
-          <w:b w:val="0"/>
-          <w:i w:val="0"/>
-          <w:sz w:val="24"/>
-          <w:rFonts w:ascii="Times New Roman" w:hAnsi="Times New Roman" w:cs="Times New Roman"/>
-        </w:rPr>
-        <w:t xml:space="preserve">    C. Cắt         D. Xóa</w:t>
-      </w:r>
-    </w:p>
-    <w:p>
-      <w:pPr>
+        <w:tabs>
+          <w:tab w:pos="360" w:val="left"/>
+          <w:tab w:pos="2664" w:val="left"/>
+          <w:tab w:pos="4968" w:val="left"/>
+          <w:tab w:pos="7272" w:val="left"/>
+        </w:tabs>
+        <w:spacing w:before="0" w:after="50" w:line="276" w:lineRule="auto"/>
+      </w:pPr>
+      <w:r>
+        <w:rPr>
+          <w:rFonts w:ascii="Times New Roman" w:hAnsi="Times New Roman"/>
+          <w:b w:val="0"/>
+          <w:i w:val="0"/>
+          <w:sz w:val="24"/>
+          <w:rFonts w:ascii="Times New Roman" w:hAnsi="Times New Roman" w:cs="Times New Roman"/>
+        </w:rPr>
+        <w:tab/>
+        <w:t>A. Sao chép</w:t>
+        <w:tab/>
+        <w:t>B. Dán</w:t>
+        <w:tab/>
+        <w:t>C. Cắt</w:t>
+        <w:tab/>
+        <w:t>D. Xóa</w:t>
+      </w:r>
+    </w:p>
+    <w:p>
+      <w:pPr>
+        <w:keepNext/>
         <w:spacing w:before="80" w:after="40" w:line="276" w:lineRule="auto"/>
         <w:jc w:val="left"/>
       </w:pPr>
@@ -2700,38 +3065,52 @@
     </w:p>
     <w:p>
       <w:pPr>
+        <w:keepNext/>
+        <w:tabs>
+          <w:tab w:pos="360" w:val="left"/>
+          <w:tab w:pos="5112" w:val="left"/>
+        </w:tabs>
         <w:spacing w:before="0" w:after="20" w:line="276" w:lineRule="auto"/>
-        <w:jc w:val="left"/>
-      </w:pPr>
-      <w:r>
-        <w:rPr>
-          <w:rFonts w:ascii="Times New Roman" w:hAnsi="Times New Roman"/>
-          <w:b w:val="0"/>
-          <w:i w:val="0"/>
-          <w:sz w:val="24"/>
-          <w:rFonts w:ascii="Times New Roman" w:hAnsi="Times New Roman" w:cs="Times New Roman"/>
-        </w:rPr>
-        <w:t xml:space="preserve">    A. Sao chép         B. Dán</w:t>
-      </w:r>
-    </w:p>
-    <w:p>
-      <w:pPr>
-        <w:spacing w:before="0" w:after="40" w:line="276" w:lineRule="auto"/>
-        <w:jc w:val="left"/>
-      </w:pPr>
-      <w:r>
-        <w:rPr>
-          <w:rFonts w:ascii="Times New Roman" w:hAnsi="Times New Roman"/>
-          <w:b w:val="0"/>
-          <w:i w:val="0"/>
-          <w:sz w:val="24"/>
-          <w:rFonts w:ascii="Times New Roman" w:hAnsi="Times New Roman" w:cs="Times New Roman"/>
-        </w:rPr>
-        <w:t xml:space="preserve">    C. Cắt (di chuyển)         D. Xóa</w:t>
-      </w:r>
-    </w:p>
-    <w:p>
-      <w:pPr>
+      </w:pPr>
+      <w:r>
+        <w:rPr>
+          <w:rFonts w:ascii="Times New Roman" w:hAnsi="Times New Roman"/>
+          <w:b w:val="0"/>
+          <w:i w:val="0"/>
+          <w:sz w:val="24"/>
+          <w:rFonts w:ascii="Times New Roman" w:hAnsi="Times New Roman" w:cs="Times New Roman"/>
+        </w:rPr>
+        <w:tab/>
+        <w:t>A. Sao chép</w:t>
+        <w:tab/>
+        <w:t>B. Dán</w:t>
+      </w:r>
+    </w:p>
+    <w:p>
+      <w:pPr>
+        <w:tabs>
+          <w:tab w:pos="360" w:val="left"/>
+          <w:tab w:pos="5112" w:val="left"/>
+        </w:tabs>
+        <w:spacing w:before="0" w:after="50" w:line="276" w:lineRule="auto"/>
+      </w:pPr>
+      <w:r>
+        <w:rPr>
+          <w:rFonts w:ascii="Times New Roman" w:hAnsi="Times New Roman"/>
+          <w:b w:val="0"/>
+          <w:i w:val="0"/>
+          <w:sz w:val="24"/>
+          <w:rFonts w:ascii="Times New Roman" w:hAnsi="Times New Roman" w:cs="Times New Roman"/>
+        </w:rPr>
+        <w:tab/>
+        <w:t>C. Cắt (di chuyển)</w:t>
+        <w:tab/>
+        <w:t>D. Xóa</w:t>
+      </w:r>
+    </w:p>
+    <w:p>
+      <w:pPr>
+        <w:keepNext/>
         <w:spacing w:before="80" w:after="40" w:line="276" w:lineRule="auto"/>
         <w:jc w:val="left"/>
       </w:pPr>
@@ -2748,38 +3127,52 @@
     </w:p>
     <w:p>
       <w:pPr>
+        <w:keepNext/>
+        <w:tabs>
+          <w:tab w:pos="360" w:val="left"/>
+          <w:tab w:pos="5112" w:val="left"/>
+        </w:tabs>
         <w:spacing w:before="0" w:after="20" w:line="276" w:lineRule="auto"/>
-        <w:jc w:val="left"/>
-      </w:pPr>
-      <w:r>
-        <w:rPr>
-          <w:rFonts w:ascii="Times New Roman" w:hAnsi="Times New Roman"/>
-          <w:b w:val="0"/>
-          <w:i w:val="0"/>
-          <w:sz w:val="24"/>
-          <w:rFonts w:ascii="Times New Roman" w:hAnsi="Times New Roman" w:cs="Times New Roman"/>
-        </w:rPr>
-        <w:t xml:space="preserve">    A. Sao chép         B. Xóa tệp/thư mục vào Recycle Bin</w:t>
-      </w:r>
-    </w:p>
-    <w:p>
-      <w:pPr>
-        <w:spacing w:before="0" w:after="40" w:line="276" w:lineRule="auto"/>
-        <w:jc w:val="left"/>
-      </w:pPr>
-      <w:r>
-        <w:rPr>
-          <w:rFonts w:ascii="Times New Roman" w:hAnsi="Times New Roman"/>
-          <w:b w:val="0"/>
-          <w:i w:val="0"/>
-          <w:sz w:val="24"/>
-          <w:rFonts w:ascii="Times New Roman" w:hAnsi="Times New Roman" w:cs="Times New Roman"/>
-        </w:rPr>
-        <w:t xml:space="preserve">    C. Đổi tên         D. Dán</w:t>
-      </w:r>
-    </w:p>
-    <w:p>
-      <w:pPr>
+      </w:pPr>
+      <w:r>
+        <w:rPr>
+          <w:rFonts w:ascii="Times New Roman" w:hAnsi="Times New Roman"/>
+          <w:b w:val="0"/>
+          <w:i w:val="0"/>
+          <w:sz w:val="24"/>
+          <w:rFonts w:ascii="Times New Roman" w:hAnsi="Times New Roman" w:cs="Times New Roman"/>
+        </w:rPr>
+        <w:tab/>
+        <w:t>A. Sao chép</w:t>
+        <w:tab/>
+        <w:t>B. Xóa tệp/thư mục vào Recycle Bin</w:t>
+      </w:r>
+    </w:p>
+    <w:p>
+      <w:pPr>
+        <w:tabs>
+          <w:tab w:pos="360" w:val="left"/>
+          <w:tab w:pos="5112" w:val="left"/>
+        </w:tabs>
+        <w:spacing w:before="0" w:after="50" w:line="276" w:lineRule="auto"/>
+      </w:pPr>
+      <w:r>
+        <w:rPr>
+          <w:rFonts w:ascii="Times New Roman" w:hAnsi="Times New Roman"/>
+          <w:b w:val="0"/>
+          <w:i w:val="0"/>
+          <w:sz w:val="24"/>
+          <w:rFonts w:ascii="Times New Roman" w:hAnsi="Times New Roman" w:cs="Times New Roman"/>
+        </w:rPr>
+        <w:tab/>
+        <w:t>C. Đổi tên</w:t>
+        <w:tab/>
+        <w:t>D. Dán</w:t>
+      </w:r>
+    </w:p>
+    <w:p>
+      <w:pPr>
+        <w:keepNext/>
         <w:spacing w:before="80" w:after="40" w:line="276" w:lineRule="auto"/>
         <w:jc w:val="left"/>
       </w:pPr>
@@ -2796,38 +3189,74 @@
     </w:p>
     <w:p>
       <w:pPr>
+        <w:keepNext/>
         <w:spacing w:before="0" w:after="20" w:line="276" w:lineRule="auto"/>
-        <w:jc w:val="left"/>
-      </w:pPr>
-      <w:r>
-        <w:rPr>
-          <w:rFonts w:ascii="Times New Roman" w:hAnsi="Times New Roman"/>
-          <w:b w:val="0"/>
-          <w:i w:val="0"/>
-          <w:sz w:val="24"/>
-          <w:rFonts w:ascii="Times New Roman" w:hAnsi="Times New Roman" w:cs="Times New Roman"/>
-        </w:rPr>
-        <w:t xml:space="preserve">    A. Sao chép         B. Xóa vĩnh viễn không qua Recycle Bin</w:t>
-      </w:r>
-    </w:p>
-    <w:p>
-      <w:pPr>
-        <w:spacing w:before="0" w:after="40" w:line="276" w:lineRule="auto"/>
-        <w:jc w:val="left"/>
-      </w:pPr>
-      <w:r>
-        <w:rPr>
-          <w:rFonts w:ascii="Times New Roman" w:hAnsi="Times New Roman"/>
-          <w:b w:val="0"/>
-          <w:i w:val="0"/>
-          <w:sz w:val="24"/>
-          <w:rFonts w:ascii="Times New Roman" w:hAnsi="Times New Roman" w:cs="Times New Roman"/>
-        </w:rPr>
-        <w:t xml:space="preserve">    C. Đổi tên         D. Dán</w:t>
-      </w:r>
-    </w:p>
-    <w:p>
-      <w:pPr>
+        <w:ind w:left="360"/>
+      </w:pPr>
+      <w:r>
+        <w:rPr>
+          <w:rFonts w:ascii="Times New Roman" w:hAnsi="Times New Roman"/>
+          <w:b w:val="0"/>
+          <w:i w:val="0"/>
+          <w:sz w:val="24"/>
+          <w:rFonts w:ascii="Times New Roman" w:hAnsi="Times New Roman" w:cs="Times New Roman"/>
+        </w:rPr>
+        <w:t>A. Sao chép</w:t>
+      </w:r>
+    </w:p>
+    <w:p>
+      <w:pPr>
+        <w:keepNext/>
+        <w:spacing w:before="0" w:after="20" w:line="276" w:lineRule="auto"/>
+        <w:ind w:left="360"/>
+      </w:pPr>
+      <w:r>
+        <w:rPr>
+          <w:rFonts w:ascii="Times New Roman" w:hAnsi="Times New Roman"/>
+          <w:b w:val="0"/>
+          <w:i w:val="0"/>
+          <w:sz w:val="24"/>
+          <w:rFonts w:ascii="Times New Roman" w:hAnsi="Times New Roman" w:cs="Times New Roman"/>
+        </w:rPr>
+        <w:t>B. Xóa vĩnh viễn không qua Recycle Bin</w:t>
+      </w:r>
+    </w:p>
+    <w:p>
+      <w:pPr>
+        <w:keepNext/>
+        <w:spacing w:before="0" w:after="20" w:line="276" w:lineRule="auto"/>
+        <w:ind w:left="360"/>
+      </w:pPr>
+      <w:r>
+        <w:rPr>
+          <w:rFonts w:ascii="Times New Roman" w:hAnsi="Times New Roman"/>
+          <w:b w:val="0"/>
+          <w:i w:val="0"/>
+          <w:sz w:val="24"/>
+          <w:rFonts w:ascii="Times New Roman" w:hAnsi="Times New Roman" w:cs="Times New Roman"/>
+        </w:rPr>
+        <w:t>C. Đổi tên</w:t>
+      </w:r>
+    </w:p>
+    <w:p>
+      <w:pPr>
+        <w:spacing w:before="0" w:after="50" w:line="276" w:lineRule="auto"/>
+        <w:ind w:left="360"/>
+      </w:pPr>
+      <w:r>
+        <w:rPr>
+          <w:rFonts w:ascii="Times New Roman" w:hAnsi="Times New Roman"/>
+          <w:b w:val="0"/>
+          <w:i w:val="0"/>
+          <w:sz w:val="24"/>
+          <w:rFonts w:ascii="Times New Roman" w:hAnsi="Times New Roman" w:cs="Times New Roman"/>
+        </w:rPr>
+        <w:t>D. Dán</w:t>
+      </w:r>
+    </w:p>
+    <w:p>
+      <w:pPr>
+        <w:keepNext/>
         <w:spacing w:before="80" w:after="40" w:line="276" w:lineRule="auto"/>
         <w:jc w:val="left"/>
       </w:pPr>
@@ -2844,38 +3273,74 @@
     </w:p>
     <w:p>
       <w:pPr>
+        <w:keepNext/>
         <w:spacing w:before="0" w:after="20" w:line="276" w:lineRule="auto"/>
-        <w:jc w:val="left"/>
-      </w:pPr>
-      <w:r>
-        <w:rPr>
-          <w:rFonts w:ascii="Times New Roman" w:hAnsi="Times New Roman"/>
-          <w:b w:val="0"/>
-          <w:i w:val="0"/>
-          <w:sz w:val="24"/>
-          <w:rFonts w:ascii="Times New Roman" w:hAnsi="Times New Roman" w:cs="Times New Roman"/>
-        </w:rPr>
-        <w:t xml:space="preserve">    A. Duyệt web         B. Quản lí tệp và thư mục trên máy tính</w:t>
-      </w:r>
-    </w:p>
-    <w:p>
-      <w:pPr>
-        <w:spacing w:before="0" w:after="40" w:line="276" w:lineRule="auto"/>
-        <w:jc w:val="left"/>
-      </w:pPr>
-      <w:r>
-        <w:rPr>
-          <w:rFonts w:ascii="Times New Roman" w:hAnsi="Times New Roman"/>
-          <w:b w:val="0"/>
-          <w:i w:val="0"/>
-          <w:sz w:val="24"/>
-          <w:rFonts w:ascii="Times New Roman" w:hAnsi="Times New Roman" w:cs="Times New Roman"/>
-        </w:rPr>
-        <w:t xml:space="preserve">    C. Soạn văn bản         D. Chơi game</w:t>
-      </w:r>
-    </w:p>
-    <w:p>
-      <w:pPr>
+        <w:ind w:left="360"/>
+      </w:pPr>
+      <w:r>
+        <w:rPr>
+          <w:rFonts w:ascii="Times New Roman" w:hAnsi="Times New Roman"/>
+          <w:b w:val="0"/>
+          <w:i w:val="0"/>
+          <w:sz w:val="24"/>
+          <w:rFonts w:ascii="Times New Roman" w:hAnsi="Times New Roman" w:cs="Times New Roman"/>
+        </w:rPr>
+        <w:t>A. Duyệt web</w:t>
+      </w:r>
+    </w:p>
+    <w:p>
+      <w:pPr>
+        <w:keepNext/>
+        <w:spacing w:before="0" w:after="20" w:line="276" w:lineRule="auto"/>
+        <w:ind w:left="360"/>
+      </w:pPr>
+      <w:r>
+        <w:rPr>
+          <w:rFonts w:ascii="Times New Roman" w:hAnsi="Times New Roman"/>
+          <w:b w:val="0"/>
+          <w:i w:val="0"/>
+          <w:sz w:val="24"/>
+          <w:rFonts w:ascii="Times New Roman" w:hAnsi="Times New Roman" w:cs="Times New Roman"/>
+        </w:rPr>
+        <w:t>B. Quản lí tệp và thư mục trên máy tính</w:t>
+      </w:r>
+    </w:p>
+    <w:p>
+      <w:pPr>
+        <w:keepNext/>
+        <w:spacing w:before="0" w:after="20" w:line="276" w:lineRule="auto"/>
+        <w:ind w:left="360"/>
+      </w:pPr>
+      <w:r>
+        <w:rPr>
+          <w:rFonts w:ascii="Times New Roman" w:hAnsi="Times New Roman"/>
+          <w:b w:val="0"/>
+          <w:i w:val="0"/>
+          <w:sz w:val="24"/>
+          <w:rFonts w:ascii="Times New Roman" w:hAnsi="Times New Roman" w:cs="Times New Roman"/>
+        </w:rPr>
+        <w:t>C. Soạn văn bản</w:t>
+      </w:r>
+    </w:p>
+    <w:p>
+      <w:pPr>
+        <w:spacing w:before="0" w:after="50" w:line="276" w:lineRule="auto"/>
+        <w:ind w:left="360"/>
+      </w:pPr>
+      <w:r>
+        <w:rPr>
+          <w:rFonts w:ascii="Times New Roman" w:hAnsi="Times New Roman"/>
+          <w:b w:val="0"/>
+          <w:i w:val="0"/>
+          <w:sz w:val="24"/>
+          <w:rFonts w:ascii="Times New Roman" w:hAnsi="Times New Roman" w:cs="Times New Roman"/>
+        </w:rPr>
+        <w:t>D. Chơi game</w:t>
+      </w:r>
+    </w:p>
+    <w:p>
+      <w:pPr>
+        <w:keepNext/>
         <w:spacing w:before="80" w:after="40" w:line="276" w:lineRule="auto"/>
         <w:jc w:val="left"/>
       </w:pPr>
@@ -2892,38 +3357,52 @@
     </w:p>
     <w:p>
       <w:pPr>
+        <w:keepNext/>
+        <w:tabs>
+          <w:tab w:pos="360" w:val="left"/>
+          <w:tab w:pos="5112" w:val="left"/>
+        </w:tabs>
         <w:spacing w:before="0" w:after="20" w:line="276" w:lineRule="auto"/>
-        <w:jc w:val="left"/>
-      </w:pPr>
-      <w:r>
-        <w:rPr>
-          <w:rFonts w:ascii="Times New Roman" w:hAnsi="Times New Roman"/>
-          <w:b w:val="0"/>
-          <w:i w:val="0"/>
-          <w:sz w:val="24"/>
-          <w:rFonts w:ascii="Times New Roman" w:hAnsi="Times New Roman" w:cs="Times New Roman"/>
-        </w:rPr>
-        <w:t xml:space="preserve">    A. Văn bản Word         B. Bảng tính Excel</w:t>
-      </w:r>
-    </w:p>
-    <w:p>
-      <w:pPr>
-        <w:spacing w:before="0" w:after="40" w:line="276" w:lineRule="auto"/>
-        <w:jc w:val="left"/>
-      </w:pPr>
-      <w:r>
-        <w:rPr>
-          <w:rFonts w:ascii="Times New Roman" w:hAnsi="Times New Roman"/>
-          <w:b w:val="0"/>
-          <w:i w:val="0"/>
-          <w:sz w:val="24"/>
-          <w:rFonts w:ascii="Times New Roman" w:hAnsi="Times New Roman" w:cs="Times New Roman"/>
-        </w:rPr>
-        <w:t xml:space="preserve">    C. Hình ảnh         D. Video</w:t>
-      </w:r>
-    </w:p>
-    <w:p>
-      <w:pPr>
+      </w:pPr>
+      <w:r>
+        <w:rPr>
+          <w:rFonts w:ascii="Times New Roman" w:hAnsi="Times New Roman"/>
+          <w:b w:val="0"/>
+          <w:i w:val="0"/>
+          <w:sz w:val="24"/>
+          <w:rFonts w:ascii="Times New Roman" w:hAnsi="Times New Roman" w:cs="Times New Roman"/>
+        </w:rPr>
+        <w:tab/>
+        <w:t>A. Văn bản Word</w:t>
+        <w:tab/>
+        <w:t>B. Bảng tính Excel</w:t>
+      </w:r>
+    </w:p>
+    <w:p>
+      <w:pPr>
+        <w:tabs>
+          <w:tab w:pos="360" w:val="left"/>
+          <w:tab w:pos="5112" w:val="left"/>
+        </w:tabs>
+        <w:spacing w:before="0" w:after="50" w:line="276" w:lineRule="auto"/>
+      </w:pPr>
+      <w:r>
+        <w:rPr>
+          <w:rFonts w:ascii="Times New Roman" w:hAnsi="Times New Roman"/>
+          <w:b w:val="0"/>
+          <w:i w:val="0"/>
+          <w:sz w:val="24"/>
+          <w:rFonts w:ascii="Times New Roman" w:hAnsi="Times New Roman" w:cs="Times New Roman"/>
+        </w:rPr>
+        <w:tab/>
+        <w:t>C. Hình ảnh</w:t>
+        <w:tab/>
+        <w:t>D. Video</w:t>
+      </w:r>
+    </w:p>
+    <w:p>
+      <w:pPr>
+        <w:keepNext/>
         <w:spacing w:before="80" w:after="40" w:line="276" w:lineRule="auto"/>
         <w:jc w:val="left"/>
       </w:pPr>
@@ -2940,38 +3419,74 @@
     </w:p>
     <w:p>
       <w:pPr>
+        <w:keepNext/>
         <w:spacing w:before="0" w:after="20" w:line="276" w:lineRule="auto"/>
-        <w:jc w:val="left"/>
-      </w:pPr>
-      <w:r>
-        <w:rPr>
-          <w:rFonts w:ascii="Times New Roman" w:hAnsi="Times New Roman"/>
-          <w:b w:val="0"/>
-          <w:i w:val="0"/>
-          <w:sz w:val="24"/>
-          <w:rFonts w:ascii="Times New Roman" w:hAnsi="Times New Roman" w:cs="Times New Roman"/>
-        </w:rPr>
-        <w:t xml:space="preserve">    A. Thanh địa chỉ         B. Ô Search (tìm kiếm) góc phải trên</w:t>
-      </w:r>
-    </w:p>
-    <w:p>
-      <w:pPr>
-        <w:spacing w:before="0" w:after="40" w:line="276" w:lineRule="auto"/>
-        <w:jc w:val="left"/>
-      </w:pPr>
-      <w:r>
-        <w:rPr>
-          <w:rFonts w:ascii="Times New Roman" w:hAnsi="Times New Roman"/>
-          <w:b w:val="0"/>
-          <w:i w:val="0"/>
-          <w:sz w:val="24"/>
-          <w:rFonts w:ascii="Times New Roman" w:hAnsi="Times New Roman" w:cs="Times New Roman"/>
-        </w:rPr>
-        <w:t xml:space="preserve">    C. Nút Start         D. Taskbar</w:t>
-      </w:r>
-    </w:p>
-    <w:p>
-      <w:pPr>
+        <w:ind w:left="360"/>
+      </w:pPr>
+      <w:r>
+        <w:rPr>
+          <w:rFonts w:ascii="Times New Roman" w:hAnsi="Times New Roman"/>
+          <w:b w:val="0"/>
+          <w:i w:val="0"/>
+          <w:sz w:val="24"/>
+          <w:rFonts w:ascii="Times New Roman" w:hAnsi="Times New Roman" w:cs="Times New Roman"/>
+        </w:rPr>
+        <w:t>A. Thanh địa chỉ</w:t>
+      </w:r>
+    </w:p>
+    <w:p>
+      <w:pPr>
+        <w:keepNext/>
+        <w:spacing w:before="0" w:after="20" w:line="276" w:lineRule="auto"/>
+        <w:ind w:left="360"/>
+      </w:pPr>
+      <w:r>
+        <w:rPr>
+          <w:rFonts w:ascii="Times New Roman" w:hAnsi="Times New Roman"/>
+          <w:b w:val="0"/>
+          <w:i w:val="0"/>
+          <w:sz w:val="24"/>
+          <w:rFonts w:ascii="Times New Roman" w:hAnsi="Times New Roman" w:cs="Times New Roman"/>
+        </w:rPr>
+        <w:t>B. Ô Search (tìm kiếm) góc phải trên</w:t>
+      </w:r>
+    </w:p>
+    <w:p>
+      <w:pPr>
+        <w:keepNext/>
+        <w:spacing w:before="0" w:after="20" w:line="276" w:lineRule="auto"/>
+        <w:ind w:left="360"/>
+      </w:pPr>
+      <w:r>
+        <w:rPr>
+          <w:rFonts w:ascii="Times New Roman" w:hAnsi="Times New Roman"/>
+          <w:b w:val="0"/>
+          <w:i w:val="0"/>
+          <w:sz w:val="24"/>
+          <w:rFonts w:ascii="Times New Roman" w:hAnsi="Times New Roman" w:cs="Times New Roman"/>
+        </w:rPr>
+        <w:t>C. Nút Start</w:t>
+      </w:r>
+    </w:p>
+    <w:p>
+      <w:pPr>
+        <w:spacing w:before="0" w:after="50" w:line="276" w:lineRule="auto"/>
+        <w:ind w:left="360"/>
+      </w:pPr>
+      <w:r>
+        <w:rPr>
+          <w:rFonts w:ascii="Times New Roman" w:hAnsi="Times New Roman"/>
+          <w:b w:val="0"/>
+          <w:i w:val="0"/>
+          <w:sz w:val="24"/>
+          <w:rFonts w:ascii="Times New Roman" w:hAnsi="Times New Roman" w:cs="Times New Roman"/>
+        </w:rPr>
+        <w:t>D. Taskbar</w:t>
+      </w:r>
+    </w:p>
+    <w:p>
+      <w:pPr>
+        <w:keepNext/>
         <w:spacing w:before="80" w:after="40" w:line="276" w:lineRule="auto"/>
         <w:jc w:val="left"/>
       </w:pPr>
@@ -2988,38 +3503,52 @@
     </w:p>
     <w:p>
       <w:pPr>
+        <w:keepNext/>
+        <w:tabs>
+          <w:tab w:pos="360" w:val="left"/>
+          <w:tab w:pos="5112" w:val="left"/>
+        </w:tabs>
         <w:spacing w:before="0" w:after="20" w:line="276" w:lineRule="auto"/>
-        <w:jc w:val="left"/>
-      </w:pPr>
-      <w:r>
-        <w:rPr>
-          <w:rFonts w:ascii="Times New Roman" w:hAnsi="Times New Roman"/>
-          <w:b w:val="0"/>
-          <w:i w:val="0"/>
-          <w:sz w:val="24"/>
-          <w:rFonts w:ascii="Times New Roman" w:hAnsi="Times New Roman" w:cs="Times New Roman"/>
-        </w:rPr>
-        <w:t xml:space="preserve">    A. Word         B. Facebook, Zalo, TikTok</w:t>
-      </w:r>
-    </w:p>
-    <w:p>
-      <w:pPr>
-        <w:spacing w:before="0" w:after="40" w:line="276" w:lineRule="auto"/>
-        <w:jc w:val="left"/>
-      </w:pPr>
-      <w:r>
-        <w:rPr>
-          <w:rFonts w:ascii="Times New Roman" w:hAnsi="Times New Roman"/>
-          <w:b w:val="0"/>
-          <w:i w:val="0"/>
-          <w:sz w:val="24"/>
-          <w:rFonts w:ascii="Times New Roman" w:hAnsi="Times New Roman" w:cs="Times New Roman"/>
-        </w:rPr>
-        <w:t xml:space="preserve">    C. Excel         D. Paint</w:t>
-      </w:r>
-    </w:p>
-    <w:p>
-      <w:pPr>
+      </w:pPr>
+      <w:r>
+        <w:rPr>
+          <w:rFonts w:ascii="Times New Roman" w:hAnsi="Times New Roman"/>
+          <w:b w:val="0"/>
+          <w:i w:val="0"/>
+          <w:sz w:val="24"/>
+          <w:rFonts w:ascii="Times New Roman" w:hAnsi="Times New Roman" w:cs="Times New Roman"/>
+        </w:rPr>
+        <w:tab/>
+        <w:t>A. Word</w:t>
+        <w:tab/>
+        <w:t>B. Facebook, Zalo, TikTok</w:t>
+      </w:r>
+    </w:p>
+    <w:p>
+      <w:pPr>
+        <w:tabs>
+          <w:tab w:pos="360" w:val="left"/>
+          <w:tab w:pos="5112" w:val="left"/>
+        </w:tabs>
+        <w:spacing w:before="0" w:after="50" w:line="276" w:lineRule="auto"/>
+      </w:pPr>
+      <w:r>
+        <w:rPr>
+          <w:rFonts w:ascii="Times New Roman" w:hAnsi="Times New Roman"/>
+          <w:b w:val="0"/>
+          <w:i w:val="0"/>
+          <w:sz w:val="24"/>
+          <w:rFonts w:ascii="Times New Roman" w:hAnsi="Times New Roman" w:cs="Times New Roman"/>
+        </w:rPr>
+        <w:tab/>
+        <w:t>C. Excel</w:t>
+        <w:tab/>
+        <w:t>D. Paint</w:t>
+      </w:r>
+    </w:p>
+    <w:p>
+      <w:pPr>
+        <w:keepNext/>
         <w:spacing w:before="80" w:after="40" w:line="276" w:lineRule="auto"/>
         <w:jc w:val="left"/>
       </w:pPr>
@@ -3036,38 +3565,74 @@
     </w:p>
     <w:p>
       <w:pPr>
+        <w:keepNext/>
         <w:spacing w:before="0" w:after="20" w:line="276" w:lineRule="auto"/>
-        <w:jc w:val="left"/>
-      </w:pPr>
-      <w:r>
-        <w:rPr>
-          <w:rFonts w:ascii="Times New Roman" w:hAnsi="Times New Roman"/>
-          <w:b w:val="0"/>
-          <w:i w:val="0"/>
-          <w:sz w:val="24"/>
-          <w:rFonts w:ascii="Times New Roman" w:hAnsi="Times New Roman" w:cs="Times New Roman"/>
-        </w:rPr>
-        <w:t xml:space="preserve">    A. Gây nghiện         B. Kết nối, chia sẻ thông tin, học tập nhanh chóng</w:t>
-      </w:r>
-    </w:p>
-    <w:p>
-      <w:pPr>
-        <w:spacing w:before="0" w:after="40" w:line="276" w:lineRule="auto"/>
-        <w:jc w:val="left"/>
-      </w:pPr>
-      <w:r>
-        <w:rPr>
-          <w:rFonts w:ascii="Times New Roman" w:hAnsi="Times New Roman"/>
-          <w:b w:val="0"/>
-          <w:i w:val="0"/>
-          <w:sz w:val="24"/>
-          <w:rFonts w:ascii="Times New Roman" w:hAnsi="Times New Roman" w:cs="Times New Roman"/>
-        </w:rPr>
-        <w:t xml:space="preserve">    C. Mất thời gian         D. Lộ thông tin cá nhân</w:t>
-      </w:r>
-    </w:p>
-    <w:p>
-      <w:pPr>
+        <w:ind w:left="360"/>
+      </w:pPr>
+      <w:r>
+        <w:rPr>
+          <w:rFonts w:ascii="Times New Roman" w:hAnsi="Times New Roman"/>
+          <w:b w:val="0"/>
+          <w:i w:val="0"/>
+          <w:sz w:val="24"/>
+          <w:rFonts w:ascii="Times New Roman" w:hAnsi="Times New Roman" w:cs="Times New Roman"/>
+        </w:rPr>
+        <w:t>A. Gây nghiện</w:t>
+      </w:r>
+    </w:p>
+    <w:p>
+      <w:pPr>
+        <w:keepNext/>
+        <w:spacing w:before="0" w:after="20" w:line="276" w:lineRule="auto"/>
+        <w:ind w:left="360"/>
+      </w:pPr>
+      <w:r>
+        <w:rPr>
+          <w:rFonts w:ascii="Times New Roman" w:hAnsi="Times New Roman"/>
+          <w:b w:val="0"/>
+          <w:i w:val="0"/>
+          <w:sz w:val="24"/>
+          <w:rFonts w:ascii="Times New Roman" w:hAnsi="Times New Roman" w:cs="Times New Roman"/>
+        </w:rPr>
+        <w:t>B. Kết nối, chia sẻ thông tin, học tập nhanh chóng</w:t>
+      </w:r>
+    </w:p>
+    <w:p>
+      <w:pPr>
+        <w:keepNext/>
+        <w:spacing w:before="0" w:after="20" w:line="276" w:lineRule="auto"/>
+        <w:ind w:left="360"/>
+      </w:pPr>
+      <w:r>
+        <w:rPr>
+          <w:rFonts w:ascii="Times New Roman" w:hAnsi="Times New Roman"/>
+          <w:b w:val="0"/>
+          <w:i w:val="0"/>
+          <w:sz w:val="24"/>
+          <w:rFonts w:ascii="Times New Roman" w:hAnsi="Times New Roman" w:cs="Times New Roman"/>
+        </w:rPr>
+        <w:t>C. Mất thời gian</w:t>
+      </w:r>
+    </w:p>
+    <w:p>
+      <w:pPr>
+        <w:spacing w:before="0" w:after="50" w:line="276" w:lineRule="auto"/>
+        <w:ind w:left="360"/>
+      </w:pPr>
+      <w:r>
+        <w:rPr>
+          <w:rFonts w:ascii="Times New Roman" w:hAnsi="Times New Roman"/>
+          <w:b w:val="0"/>
+          <w:i w:val="0"/>
+          <w:sz w:val="24"/>
+          <w:rFonts w:ascii="Times New Roman" w:hAnsi="Times New Roman" w:cs="Times New Roman"/>
+        </w:rPr>
+        <w:t>D. Lộ thông tin cá nhân</w:t>
+      </w:r>
+    </w:p>
+    <w:p>
+      <w:pPr>
+        <w:keepNext/>
         <w:spacing w:before="80" w:after="40" w:line="276" w:lineRule="auto"/>
         <w:jc w:val="left"/>
       </w:pPr>
@@ -3084,38 +3649,74 @@
     </w:p>
     <w:p>
       <w:pPr>
+        <w:keepNext/>
         <w:spacing w:before="0" w:after="20" w:line="276" w:lineRule="auto"/>
-        <w:jc w:val="left"/>
-      </w:pPr>
-      <w:r>
-        <w:rPr>
-          <w:rFonts w:ascii="Times New Roman" w:hAnsi="Times New Roman"/>
-          <w:b w:val="0"/>
-          <w:i w:val="0"/>
-          <w:sz w:val="24"/>
-          <w:rFonts w:ascii="Times New Roman" w:hAnsi="Times New Roman" w:cs="Times New Roman"/>
-        </w:rPr>
-        <w:t xml:space="preserve">    A. Kết nối bạn bè         B. Nguy cơ nghiện, lộ thông tin, bắt nạt trực tuyến</w:t>
-      </w:r>
-    </w:p>
-    <w:p>
-      <w:pPr>
-        <w:spacing w:before="0" w:after="40" w:line="276" w:lineRule="auto"/>
-        <w:jc w:val="left"/>
-      </w:pPr>
-      <w:r>
-        <w:rPr>
-          <w:rFonts w:ascii="Times New Roman" w:hAnsi="Times New Roman"/>
-          <w:b w:val="0"/>
-          <w:i w:val="0"/>
-          <w:sz w:val="24"/>
-          <w:rFonts w:ascii="Times New Roman" w:hAnsi="Times New Roman" w:cs="Times New Roman"/>
-        </w:rPr>
-        <w:t xml:space="preserve">    C. Học tập hiệu quả         D. Tìm kiếm nhanh</w:t>
-      </w:r>
-    </w:p>
-    <w:p>
-      <w:pPr>
+        <w:ind w:left="360"/>
+      </w:pPr>
+      <w:r>
+        <w:rPr>
+          <w:rFonts w:ascii="Times New Roman" w:hAnsi="Times New Roman"/>
+          <w:b w:val="0"/>
+          <w:i w:val="0"/>
+          <w:sz w:val="24"/>
+          <w:rFonts w:ascii="Times New Roman" w:hAnsi="Times New Roman" w:cs="Times New Roman"/>
+        </w:rPr>
+        <w:t>A. Kết nối bạn bè</w:t>
+      </w:r>
+    </w:p>
+    <w:p>
+      <w:pPr>
+        <w:keepNext/>
+        <w:spacing w:before="0" w:after="20" w:line="276" w:lineRule="auto"/>
+        <w:ind w:left="360"/>
+      </w:pPr>
+      <w:r>
+        <w:rPr>
+          <w:rFonts w:ascii="Times New Roman" w:hAnsi="Times New Roman"/>
+          <w:b w:val="0"/>
+          <w:i w:val="0"/>
+          <w:sz w:val="24"/>
+          <w:rFonts w:ascii="Times New Roman" w:hAnsi="Times New Roman" w:cs="Times New Roman"/>
+        </w:rPr>
+        <w:t>B. Nguy cơ nghiện, lộ thông tin, bắt nạt trực tuyến</w:t>
+      </w:r>
+    </w:p>
+    <w:p>
+      <w:pPr>
+        <w:keepNext/>
+        <w:spacing w:before="0" w:after="20" w:line="276" w:lineRule="auto"/>
+        <w:ind w:left="360"/>
+      </w:pPr>
+      <w:r>
+        <w:rPr>
+          <w:rFonts w:ascii="Times New Roman" w:hAnsi="Times New Roman"/>
+          <w:b w:val="0"/>
+          <w:i w:val="0"/>
+          <w:sz w:val="24"/>
+          <w:rFonts w:ascii="Times New Roman" w:hAnsi="Times New Roman" w:cs="Times New Roman"/>
+        </w:rPr>
+        <w:t>C. Học tập hiệu quả</w:t>
+      </w:r>
+    </w:p>
+    <w:p>
+      <w:pPr>
+        <w:spacing w:before="0" w:after="50" w:line="276" w:lineRule="auto"/>
+        <w:ind w:left="360"/>
+      </w:pPr>
+      <w:r>
+        <w:rPr>
+          <w:rFonts w:ascii="Times New Roman" w:hAnsi="Times New Roman"/>
+          <w:b w:val="0"/>
+          <w:i w:val="0"/>
+          <w:sz w:val="24"/>
+          <w:rFonts w:ascii="Times New Roman" w:hAnsi="Times New Roman" w:cs="Times New Roman"/>
+        </w:rPr>
+        <w:t>D. Tìm kiếm nhanh</w:t>
+      </w:r>
+    </w:p>
+    <w:p>
+      <w:pPr>
+        <w:keepNext/>
         <w:spacing w:before="80" w:after="40" w:line="276" w:lineRule="auto"/>
         <w:jc w:val="left"/>
       </w:pPr>
@@ -3132,38 +3733,74 @@
     </w:p>
     <w:p>
       <w:pPr>
+        <w:keepNext/>
         <w:spacing w:before="0" w:after="20" w:line="276" w:lineRule="auto"/>
-        <w:jc w:val="left"/>
-      </w:pPr>
-      <w:r>
-        <w:rPr>
-          <w:rFonts w:ascii="Times New Roman" w:hAnsi="Times New Roman"/>
-          <w:b w:val="0"/>
-          <w:i w:val="0"/>
-          <w:sz w:val="24"/>
-          <w:rFonts w:ascii="Times New Roman" w:hAnsi="Times New Roman" w:cs="Times New Roman"/>
-        </w:rPr>
-        <w:t xml:space="preserve">    A. Chia sẻ bài học hay         B. Đăng ảnh, số điện thoại, địa chỉ nhà cá nhân</w:t>
-      </w:r>
-    </w:p>
-    <w:p>
-      <w:pPr>
-        <w:spacing w:before="0" w:after="40" w:line="276" w:lineRule="auto"/>
-        <w:jc w:val="left"/>
-      </w:pPr>
-      <w:r>
-        <w:rPr>
-          <w:rFonts w:ascii="Times New Roman" w:hAnsi="Times New Roman"/>
-          <w:b w:val="0"/>
-          <w:i w:val="0"/>
-          <w:sz w:val="24"/>
-          <w:rFonts w:ascii="Times New Roman" w:hAnsi="Times New Roman" w:cs="Times New Roman"/>
-        </w:rPr>
-        <w:t xml:space="preserve">    C. Kết bạn với người quen         D. Hỏi bài thầy cô</w:t>
-      </w:r>
-    </w:p>
-    <w:p>
-      <w:pPr>
+        <w:ind w:left="360"/>
+      </w:pPr>
+      <w:r>
+        <w:rPr>
+          <w:rFonts w:ascii="Times New Roman" w:hAnsi="Times New Roman"/>
+          <w:b w:val="0"/>
+          <w:i w:val="0"/>
+          <w:sz w:val="24"/>
+          <w:rFonts w:ascii="Times New Roman" w:hAnsi="Times New Roman" w:cs="Times New Roman"/>
+        </w:rPr>
+        <w:t>A. Chia sẻ bài học hay</w:t>
+      </w:r>
+    </w:p>
+    <w:p>
+      <w:pPr>
+        <w:keepNext/>
+        <w:spacing w:before="0" w:after="20" w:line="276" w:lineRule="auto"/>
+        <w:ind w:left="360"/>
+      </w:pPr>
+      <w:r>
+        <w:rPr>
+          <w:rFonts w:ascii="Times New Roman" w:hAnsi="Times New Roman"/>
+          <w:b w:val="0"/>
+          <w:i w:val="0"/>
+          <w:sz w:val="24"/>
+          <w:rFonts w:ascii="Times New Roman" w:hAnsi="Times New Roman" w:cs="Times New Roman"/>
+        </w:rPr>
+        <w:t>B. Đăng ảnh, số điện thoại, địa chỉ nhà cá nhân</w:t>
+      </w:r>
+    </w:p>
+    <w:p>
+      <w:pPr>
+        <w:keepNext/>
+        <w:spacing w:before="0" w:after="20" w:line="276" w:lineRule="auto"/>
+        <w:ind w:left="360"/>
+      </w:pPr>
+      <w:r>
+        <w:rPr>
+          <w:rFonts w:ascii="Times New Roman" w:hAnsi="Times New Roman"/>
+          <w:b w:val="0"/>
+          <w:i w:val="0"/>
+          <w:sz w:val="24"/>
+          <w:rFonts w:ascii="Times New Roman" w:hAnsi="Times New Roman" w:cs="Times New Roman"/>
+        </w:rPr>
+        <w:t>C. Kết bạn với người quen</w:t>
+      </w:r>
+    </w:p>
+    <w:p>
+      <w:pPr>
+        <w:spacing w:before="0" w:after="50" w:line="276" w:lineRule="auto"/>
+        <w:ind w:left="360"/>
+      </w:pPr>
+      <w:r>
+        <w:rPr>
+          <w:rFonts w:ascii="Times New Roman" w:hAnsi="Times New Roman"/>
+          <w:b w:val="0"/>
+          <w:i w:val="0"/>
+          <w:sz w:val="24"/>
+          <w:rFonts w:ascii="Times New Roman" w:hAnsi="Times New Roman" w:cs="Times New Roman"/>
+        </w:rPr>
+        <w:t>D. Hỏi bài thầy cô</w:t>
+      </w:r>
+    </w:p>
+    <w:p>
+      <w:pPr>
+        <w:keepNext/>
         <w:spacing w:before="80" w:after="40" w:line="276" w:lineRule="auto"/>
         <w:jc w:val="left"/>
       </w:pPr>
@@ -3180,38 +3817,74 @@
     </w:p>
     <w:p>
       <w:pPr>
+        <w:keepNext/>
         <w:spacing w:before="0" w:after="20" w:line="276" w:lineRule="auto"/>
-        <w:jc w:val="left"/>
-      </w:pPr>
-      <w:r>
-        <w:rPr>
-          <w:rFonts w:ascii="Times New Roman" w:hAnsi="Times New Roman"/>
-          <w:b w:val="0"/>
-          <w:i w:val="0"/>
-          <w:sz w:val="24"/>
-          <w:rFonts w:ascii="Times New Roman" w:hAnsi="Times New Roman" w:cs="Times New Roman"/>
-        </w:rPr>
-        <w:t xml:space="preserve">    A. Giúp đỡ bạn trên mạng         B. Hành vi đe dọa, xúc phạm, lan truyền tin xấu về người khác qua mạng</w:t>
-      </w:r>
-    </w:p>
-    <w:p>
-      <w:pPr>
-        <w:spacing w:before="0" w:after="40" w:line="276" w:lineRule="auto"/>
-        <w:jc w:val="left"/>
-      </w:pPr>
-      <w:r>
-        <w:rPr>
-          <w:rFonts w:ascii="Times New Roman" w:hAnsi="Times New Roman"/>
-          <w:b w:val="0"/>
-          <w:i w:val="0"/>
-          <w:sz w:val="24"/>
-          <w:rFonts w:ascii="Times New Roman" w:hAnsi="Times New Roman" w:cs="Times New Roman"/>
-        </w:rPr>
-        <w:t xml:space="preserve">    C. Chia sẻ bài học         D. Tìm kiếm thông tin</w:t>
-      </w:r>
-    </w:p>
-    <w:p>
-      <w:pPr>
+        <w:ind w:left="360"/>
+      </w:pPr>
+      <w:r>
+        <w:rPr>
+          <w:rFonts w:ascii="Times New Roman" w:hAnsi="Times New Roman"/>
+          <w:b w:val="0"/>
+          <w:i w:val="0"/>
+          <w:sz w:val="24"/>
+          <w:rFonts w:ascii="Times New Roman" w:hAnsi="Times New Roman" w:cs="Times New Roman"/>
+        </w:rPr>
+        <w:t>A. Giúp đỡ bạn trên mạng</w:t>
+      </w:r>
+    </w:p>
+    <w:p>
+      <w:pPr>
+        <w:keepNext/>
+        <w:spacing w:before="0" w:after="20" w:line="276" w:lineRule="auto"/>
+        <w:ind w:left="360"/>
+      </w:pPr>
+      <w:r>
+        <w:rPr>
+          <w:rFonts w:ascii="Times New Roman" w:hAnsi="Times New Roman"/>
+          <w:b w:val="0"/>
+          <w:i w:val="0"/>
+          <w:sz w:val="24"/>
+          <w:rFonts w:ascii="Times New Roman" w:hAnsi="Times New Roman" w:cs="Times New Roman"/>
+        </w:rPr>
+        <w:t>B. Hành vi đe dọa, xúc phạm, lan truyền tin xấu về người khác qua mạng</w:t>
+      </w:r>
+    </w:p>
+    <w:p>
+      <w:pPr>
+        <w:keepNext/>
+        <w:spacing w:before="0" w:after="20" w:line="276" w:lineRule="auto"/>
+        <w:ind w:left="360"/>
+      </w:pPr>
+      <w:r>
+        <w:rPr>
+          <w:rFonts w:ascii="Times New Roman" w:hAnsi="Times New Roman"/>
+          <w:b w:val="0"/>
+          <w:i w:val="0"/>
+          <w:sz w:val="24"/>
+          <w:rFonts w:ascii="Times New Roman" w:hAnsi="Times New Roman" w:cs="Times New Roman"/>
+        </w:rPr>
+        <w:t>C. Chia sẻ bài học</w:t>
+      </w:r>
+    </w:p>
+    <w:p>
+      <w:pPr>
+        <w:spacing w:before="0" w:after="50" w:line="276" w:lineRule="auto"/>
+        <w:ind w:left="360"/>
+      </w:pPr>
+      <w:r>
+        <w:rPr>
+          <w:rFonts w:ascii="Times New Roman" w:hAnsi="Times New Roman"/>
+          <w:b w:val="0"/>
+          <w:i w:val="0"/>
+          <w:sz w:val="24"/>
+          <w:rFonts w:ascii="Times New Roman" w:hAnsi="Times New Roman" w:cs="Times New Roman"/>
+        </w:rPr>
+        <w:t>D. Tìm kiếm thông tin</w:t>
+      </w:r>
+    </w:p>
+    <w:p>
+      <w:pPr>
+        <w:keepNext/>
         <w:spacing w:before="80" w:after="40" w:line="276" w:lineRule="auto"/>
         <w:jc w:val="left"/>
       </w:pPr>
@@ -3228,38 +3901,74 @@
     </w:p>
     <w:p>
       <w:pPr>
+        <w:keepNext/>
         <w:spacing w:before="0" w:after="20" w:line="276" w:lineRule="auto"/>
-        <w:jc w:val="left"/>
-      </w:pPr>
-      <w:r>
-        <w:rPr>
-          <w:rFonts w:ascii="Times New Roman" w:hAnsi="Times New Roman"/>
-          <w:b w:val="0"/>
-          <w:i w:val="0"/>
-          <w:sz w:val="24"/>
-          <w:rFonts w:ascii="Times New Roman" w:hAnsi="Times New Roman" w:cs="Times New Roman"/>
-        </w:rPr>
-        <w:t xml:space="preserve">    A. Bắt nạt lại         B. Báo ngay cho thầy cô, phụ huynh và chặn tài khoản đó</w:t>
-      </w:r>
-    </w:p>
-    <w:p>
-      <w:pPr>
-        <w:spacing w:before="0" w:after="40" w:line="276" w:lineRule="auto"/>
-        <w:jc w:val="left"/>
-      </w:pPr>
-      <w:r>
-        <w:rPr>
-          <w:rFonts w:ascii="Times New Roman" w:hAnsi="Times New Roman"/>
-          <w:b w:val="0"/>
-          <w:i w:val="0"/>
-          <w:sz w:val="24"/>
-          <w:rFonts w:ascii="Times New Roman" w:hAnsi="Times New Roman" w:cs="Times New Roman"/>
-        </w:rPr>
-        <w:t xml:space="preserve">    C. Im lặng chịu đựng         D. Xóa tài khoản</w:t>
-      </w:r>
-    </w:p>
-    <w:p>
-      <w:pPr>
+        <w:ind w:left="360"/>
+      </w:pPr>
+      <w:r>
+        <w:rPr>
+          <w:rFonts w:ascii="Times New Roman" w:hAnsi="Times New Roman"/>
+          <w:b w:val="0"/>
+          <w:i w:val="0"/>
+          <w:sz w:val="24"/>
+          <w:rFonts w:ascii="Times New Roman" w:hAnsi="Times New Roman" w:cs="Times New Roman"/>
+        </w:rPr>
+        <w:t>A. Bắt nạt lại</w:t>
+      </w:r>
+    </w:p>
+    <w:p>
+      <w:pPr>
+        <w:keepNext/>
+        <w:spacing w:before="0" w:after="20" w:line="276" w:lineRule="auto"/>
+        <w:ind w:left="360"/>
+      </w:pPr>
+      <w:r>
+        <w:rPr>
+          <w:rFonts w:ascii="Times New Roman" w:hAnsi="Times New Roman"/>
+          <w:b w:val="0"/>
+          <w:i w:val="0"/>
+          <w:sz w:val="24"/>
+          <w:rFonts w:ascii="Times New Roman" w:hAnsi="Times New Roman" w:cs="Times New Roman"/>
+        </w:rPr>
+        <w:t>B. Báo ngay cho thầy cô, phụ huynh và chặn tài khoản đó</w:t>
+      </w:r>
+    </w:p>
+    <w:p>
+      <w:pPr>
+        <w:keepNext/>
+        <w:spacing w:before="0" w:after="20" w:line="276" w:lineRule="auto"/>
+        <w:ind w:left="360"/>
+      </w:pPr>
+      <w:r>
+        <w:rPr>
+          <w:rFonts w:ascii="Times New Roman" w:hAnsi="Times New Roman"/>
+          <w:b w:val="0"/>
+          <w:i w:val="0"/>
+          <w:sz w:val="24"/>
+          <w:rFonts w:ascii="Times New Roman" w:hAnsi="Times New Roman" w:cs="Times New Roman"/>
+        </w:rPr>
+        <w:t>C. Im lặng chịu đựng</w:t>
+      </w:r>
+    </w:p>
+    <w:p>
+      <w:pPr>
+        <w:spacing w:before="0" w:after="50" w:line="276" w:lineRule="auto"/>
+        <w:ind w:left="360"/>
+      </w:pPr>
+      <w:r>
+        <w:rPr>
+          <w:rFonts w:ascii="Times New Roman" w:hAnsi="Times New Roman"/>
+          <w:b w:val="0"/>
+          <w:i w:val="0"/>
+          <w:sz w:val="24"/>
+          <w:rFonts w:ascii="Times New Roman" w:hAnsi="Times New Roman" w:cs="Times New Roman"/>
+        </w:rPr>
+        <w:t>D. Xóa tài khoản</w:t>
+      </w:r>
+    </w:p>
+    <w:p>
+      <w:pPr>
+        <w:keepNext/>
         <w:spacing w:before="80" w:after="40" w:line="276" w:lineRule="auto"/>
         <w:jc w:val="left"/>
       </w:pPr>
@@ -3276,38 +3985,52 @@
     </w:p>
     <w:p>
       <w:pPr>
+        <w:keepNext/>
+        <w:tabs>
+          <w:tab w:pos="360" w:val="left"/>
+          <w:tab w:pos="5112" w:val="left"/>
+        </w:tabs>
         <w:spacing w:before="0" w:after="20" w:line="276" w:lineRule="auto"/>
-        <w:jc w:val="left"/>
-      </w:pPr>
-      <w:r>
-        <w:rPr>
-          <w:rFonts w:ascii="Times New Roman" w:hAnsi="Times New Roman"/>
-          <w:b w:val="0"/>
-          <w:i w:val="0"/>
-          <w:sz w:val="24"/>
-          <w:rFonts w:ascii="Times New Roman" w:hAnsi="Times New Roman" w:cs="Times New Roman"/>
-        </w:rPr>
-        <w:t xml:space="preserve">    A. Mạng xã hội         B. Thư điện tử gửi qua Internet</w:t>
-      </w:r>
-    </w:p>
-    <w:p>
-      <w:pPr>
-        <w:spacing w:before="0" w:after="40" w:line="276" w:lineRule="auto"/>
-        <w:jc w:val="left"/>
-      </w:pPr>
-      <w:r>
-        <w:rPr>
-          <w:rFonts w:ascii="Times New Roman" w:hAnsi="Times New Roman"/>
-          <w:b w:val="0"/>
-          <w:i w:val="0"/>
-          <w:sz w:val="24"/>
-          <w:rFonts w:ascii="Times New Roman" w:hAnsi="Times New Roman" w:cs="Times New Roman"/>
-        </w:rPr>
-        <w:t xml:space="preserve">    C. Phần mềm game         D. Trang web</w:t>
-      </w:r>
-    </w:p>
-    <w:p>
-      <w:pPr>
+      </w:pPr>
+      <w:r>
+        <w:rPr>
+          <w:rFonts w:ascii="Times New Roman" w:hAnsi="Times New Roman"/>
+          <w:b w:val="0"/>
+          <w:i w:val="0"/>
+          <w:sz w:val="24"/>
+          <w:rFonts w:ascii="Times New Roman" w:hAnsi="Times New Roman" w:cs="Times New Roman"/>
+        </w:rPr>
+        <w:tab/>
+        <w:t>A. Mạng xã hội</w:t>
+        <w:tab/>
+        <w:t>B. Thư điện tử gửi qua Internet</w:t>
+      </w:r>
+    </w:p>
+    <w:p>
+      <w:pPr>
+        <w:tabs>
+          <w:tab w:pos="360" w:val="left"/>
+          <w:tab w:pos="5112" w:val="left"/>
+        </w:tabs>
+        <w:spacing w:before="0" w:after="50" w:line="276" w:lineRule="auto"/>
+      </w:pPr>
+      <w:r>
+        <w:rPr>
+          <w:rFonts w:ascii="Times New Roman" w:hAnsi="Times New Roman"/>
+          <w:b w:val="0"/>
+          <w:i w:val="0"/>
+          <w:sz w:val="24"/>
+          <w:rFonts w:ascii="Times New Roman" w:hAnsi="Times New Roman" w:cs="Times New Roman"/>
+        </w:rPr>
+        <w:tab/>
+        <w:t>C. Phần mềm game</w:t>
+        <w:tab/>
+        <w:t>D. Trang web</w:t>
+      </w:r>
+    </w:p>
+    <w:p>
+      <w:pPr>
+        <w:keepNext/>
         <w:spacing w:before="80" w:after="40" w:line="276" w:lineRule="auto"/>
         <w:jc w:val="left"/>
       </w:pPr>
@@ -3324,38 +4047,74 @@
     </w:p>
     <w:p>
       <w:pPr>
+        <w:keepNext/>
         <w:spacing w:before="0" w:after="20" w:line="276" w:lineRule="auto"/>
-        <w:jc w:val="left"/>
-      </w:pPr>
-      <w:r>
-        <w:rPr>
-          <w:rFonts w:ascii="Times New Roman" w:hAnsi="Times New Roman"/>
-          <w:b w:val="0"/>
-          <w:i w:val="0"/>
-          <w:sz w:val="24"/>
-          <w:rFonts w:ascii="Times New Roman" w:hAnsi="Times New Roman" w:cs="Times New Roman"/>
-        </w:rPr>
-        <w:t xml:space="preserve">    A. Mạng cục bộ         B. Nhật kí trực tuyến, trang web cá nhân chia sẻ bài viết</w:t>
-      </w:r>
-    </w:p>
-    <w:p>
-      <w:pPr>
-        <w:spacing w:before="0" w:after="40" w:line="276" w:lineRule="auto"/>
-        <w:jc w:val="left"/>
-      </w:pPr>
-      <w:r>
-        <w:rPr>
-          <w:rFonts w:ascii="Times New Roman" w:hAnsi="Times New Roman"/>
-          <w:b w:val="0"/>
-          <w:i w:val="0"/>
-          <w:sz w:val="24"/>
-          <w:rFonts w:ascii="Times New Roman" w:hAnsi="Times New Roman" w:cs="Times New Roman"/>
-        </w:rPr>
-        <w:t xml:space="preserve">    C. Phần mềm diệt virus         D. Hệ điều hành</w:t>
-      </w:r>
-    </w:p>
-    <w:p>
-      <w:pPr>
+        <w:ind w:left="360"/>
+      </w:pPr>
+      <w:r>
+        <w:rPr>
+          <w:rFonts w:ascii="Times New Roman" w:hAnsi="Times New Roman"/>
+          <w:b w:val="0"/>
+          <w:i w:val="0"/>
+          <w:sz w:val="24"/>
+          <w:rFonts w:ascii="Times New Roman" w:hAnsi="Times New Roman" w:cs="Times New Roman"/>
+        </w:rPr>
+        <w:t>A. Mạng cục bộ</w:t>
+      </w:r>
+    </w:p>
+    <w:p>
+      <w:pPr>
+        <w:keepNext/>
+        <w:spacing w:before="0" w:after="20" w:line="276" w:lineRule="auto"/>
+        <w:ind w:left="360"/>
+      </w:pPr>
+      <w:r>
+        <w:rPr>
+          <w:rFonts w:ascii="Times New Roman" w:hAnsi="Times New Roman"/>
+          <w:b w:val="0"/>
+          <w:i w:val="0"/>
+          <w:sz w:val="24"/>
+          <w:rFonts w:ascii="Times New Roman" w:hAnsi="Times New Roman" w:cs="Times New Roman"/>
+        </w:rPr>
+        <w:t>B. Nhật kí trực tuyến, trang web cá nhân chia sẻ bài viết</w:t>
+      </w:r>
+    </w:p>
+    <w:p>
+      <w:pPr>
+        <w:keepNext/>
+        <w:spacing w:before="0" w:after="20" w:line="276" w:lineRule="auto"/>
+        <w:ind w:left="360"/>
+      </w:pPr>
+      <w:r>
+        <w:rPr>
+          <w:rFonts w:ascii="Times New Roman" w:hAnsi="Times New Roman"/>
+          <w:b w:val="0"/>
+          <w:i w:val="0"/>
+          <w:sz w:val="24"/>
+          <w:rFonts w:ascii="Times New Roman" w:hAnsi="Times New Roman" w:cs="Times New Roman"/>
+        </w:rPr>
+        <w:t>C. Phần mềm diệt virus</w:t>
+      </w:r>
+    </w:p>
+    <w:p>
+      <w:pPr>
+        <w:spacing w:before="0" w:after="50" w:line="276" w:lineRule="auto"/>
+        <w:ind w:left="360"/>
+      </w:pPr>
+      <w:r>
+        <w:rPr>
+          <w:rFonts w:ascii="Times New Roman" w:hAnsi="Times New Roman"/>
+          <w:b w:val="0"/>
+          <w:i w:val="0"/>
+          <w:sz w:val="24"/>
+          <w:rFonts w:ascii="Times New Roman" w:hAnsi="Times New Roman" w:cs="Times New Roman"/>
+        </w:rPr>
+        <w:t>D. Hệ điều hành</w:t>
+      </w:r>
+    </w:p>
+    <w:p>
+      <w:pPr>
+        <w:keepNext/>
         <w:spacing w:before="80" w:after="40" w:line="276" w:lineRule="auto"/>
         <w:jc w:val="left"/>
       </w:pPr>
@@ -3372,38 +4131,52 @@
     </w:p>
     <w:p>
       <w:pPr>
+        <w:keepNext/>
+        <w:tabs>
+          <w:tab w:pos="360" w:val="left"/>
+          <w:tab w:pos="5112" w:val="left"/>
+        </w:tabs>
         <w:spacing w:before="0" w:after="20" w:line="276" w:lineRule="auto"/>
-        <w:jc w:val="left"/>
-      </w:pPr>
-      <w:r>
-        <w:rPr>
-          <w:rFonts w:ascii="Times New Roman" w:hAnsi="Times New Roman"/>
-          <w:b w:val="0"/>
-          <w:i w:val="0"/>
-          <w:sz w:val="24"/>
-          <w:rFonts w:ascii="Times New Roman" w:hAnsi="Times New Roman" w:cs="Times New Roman"/>
-        </w:rPr>
-        <w:t xml:space="preserve">    A. Soạn văn bản         B. Chia sẻ và xem video trực tuyến</w:t>
-      </w:r>
-    </w:p>
-    <w:p>
-      <w:pPr>
-        <w:spacing w:before="0" w:after="40" w:line="276" w:lineRule="auto"/>
-        <w:jc w:val="left"/>
-      </w:pPr>
-      <w:r>
-        <w:rPr>
-          <w:rFonts w:ascii="Times New Roman" w:hAnsi="Times New Roman"/>
-          <w:b w:val="0"/>
-          <w:i w:val="0"/>
-          <w:sz w:val="24"/>
-          <w:rFonts w:ascii="Times New Roman" w:hAnsi="Times New Roman" w:cs="Times New Roman"/>
-        </w:rPr>
-        <w:t xml:space="preserve">    C. Tạo bảng tính         D. Gửi email</w:t>
-      </w:r>
-    </w:p>
-    <w:p>
-      <w:pPr>
+      </w:pPr>
+      <w:r>
+        <w:rPr>
+          <w:rFonts w:ascii="Times New Roman" w:hAnsi="Times New Roman"/>
+          <w:b w:val="0"/>
+          <w:i w:val="0"/>
+          <w:sz w:val="24"/>
+          <w:rFonts w:ascii="Times New Roman" w:hAnsi="Times New Roman" w:cs="Times New Roman"/>
+        </w:rPr>
+        <w:tab/>
+        <w:t>A. Soạn văn bản</w:t>
+        <w:tab/>
+        <w:t>B. Chia sẻ và xem video trực tuyến</w:t>
+      </w:r>
+    </w:p>
+    <w:p>
+      <w:pPr>
+        <w:tabs>
+          <w:tab w:pos="360" w:val="left"/>
+          <w:tab w:pos="5112" w:val="left"/>
+        </w:tabs>
+        <w:spacing w:before="0" w:after="50" w:line="276" w:lineRule="auto"/>
+      </w:pPr>
+      <w:r>
+        <w:rPr>
+          <w:rFonts w:ascii="Times New Roman" w:hAnsi="Times New Roman"/>
+          <w:b w:val="0"/>
+          <w:i w:val="0"/>
+          <w:sz w:val="24"/>
+          <w:rFonts w:ascii="Times New Roman" w:hAnsi="Times New Roman" w:cs="Times New Roman"/>
+        </w:rPr>
+        <w:tab/>
+        <w:t>C. Tạo bảng tính</w:t>
+        <w:tab/>
+        <w:t>D. Gửi email</w:t>
+      </w:r>
+    </w:p>
+    <w:p>
+      <w:pPr>
+        <w:keepNext/>
         <w:spacing w:before="80" w:after="40" w:line="276" w:lineRule="auto"/>
         <w:jc w:val="left"/>
       </w:pPr>
@@ -3420,34 +4193,69 @@
     </w:p>
     <w:p>
       <w:pPr>
+        <w:keepNext/>
         <w:spacing w:before="0" w:after="20" w:line="276" w:lineRule="auto"/>
-        <w:jc w:val="left"/>
-      </w:pPr>
-      <w:r>
-        <w:rPr>
-          <w:rFonts w:ascii="Times New Roman" w:hAnsi="Times New Roman"/>
-          <w:b w:val="0"/>
-          <w:i w:val="0"/>
-          <w:sz w:val="24"/>
-          <w:rFonts w:ascii="Times New Roman" w:hAnsi="Times New Roman" w:cs="Times New Roman"/>
-        </w:rPr>
-        <w:t xml:space="preserve">    A. Dùng mật khẩu đơn giản '123456'         B. Đặt mật khẩu mạnh, bật xác thực 2 bước, không chia sẻ mật khẩu</w:t>
-      </w:r>
-    </w:p>
-    <w:p>
-      <w:pPr>
-        <w:spacing w:before="0" w:after="40" w:line="276" w:lineRule="auto"/>
-        <w:jc w:val="left"/>
-      </w:pPr>
-      <w:r>
-        <w:rPr>
-          <w:rFonts w:ascii="Times New Roman" w:hAnsi="Times New Roman"/>
-          <w:b w:val="0"/>
-          <w:i w:val="0"/>
-          <w:sz w:val="24"/>
-          <w:rFonts w:ascii="Times New Roman" w:hAnsi="Times New Roman" w:cs="Times New Roman"/>
-        </w:rPr>
-        <w:t xml:space="preserve">    C. Đăng mật khẩu lên Facebook         D. Dùng chung tài khoản với bạn</w:t>
+        <w:ind w:left="360"/>
+      </w:pPr>
+      <w:r>
+        <w:rPr>
+          <w:rFonts w:ascii="Times New Roman" w:hAnsi="Times New Roman"/>
+          <w:b w:val="0"/>
+          <w:i w:val="0"/>
+          <w:sz w:val="24"/>
+          <w:rFonts w:ascii="Times New Roman" w:hAnsi="Times New Roman" w:cs="Times New Roman"/>
+        </w:rPr>
+        <w:t>A. Dùng mật khẩu đơn giản '123456'</w:t>
+      </w:r>
+    </w:p>
+    <w:p>
+      <w:pPr>
+        <w:keepNext/>
+        <w:spacing w:before="0" w:after="20" w:line="276" w:lineRule="auto"/>
+        <w:ind w:left="360"/>
+      </w:pPr>
+      <w:r>
+        <w:rPr>
+          <w:rFonts w:ascii="Times New Roman" w:hAnsi="Times New Roman"/>
+          <w:b w:val="0"/>
+          <w:i w:val="0"/>
+          <w:sz w:val="24"/>
+          <w:rFonts w:ascii="Times New Roman" w:hAnsi="Times New Roman" w:cs="Times New Roman"/>
+        </w:rPr>
+        <w:t>B. Đặt mật khẩu mạnh, bật xác thực 2 bước, không chia sẻ mật khẩu</w:t>
+      </w:r>
+    </w:p>
+    <w:p>
+      <w:pPr>
+        <w:keepNext/>
+        <w:spacing w:before="0" w:after="20" w:line="276" w:lineRule="auto"/>
+        <w:ind w:left="360"/>
+      </w:pPr>
+      <w:r>
+        <w:rPr>
+          <w:rFonts w:ascii="Times New Roman" w:hAnsi="Times New Roman"/>
+          <w:b w:val="0"/>
+          <w:i w:val="0"/>
+          <w:sz w:val="24"/>
+          <w:rFonts w:ascii="Times New Roman" w:hAnsi="Times New Roman" w:cs="Times New Roman"/>
+        </w:rPr>
+        <w:t>C. Đăng mật khẩu lên Facebook</w:t>
+      </w:r>
+    </w:p>
+    <w:p>
+      <w:pPr>
+        <w:spacing w:before="0" w:after="50" w:line="276" w:lineRule="auto"/>
+        <w:ind w:left="360"/>
+      </w:pPr>
+      <w:r>
+        <w:rPr>
+          <w:rFonts w:ascii="Times New Roman" w:hAnsi="Times New Roman"/>
+          <w:b w:val="0"/>
+          <w:i w:val="0"/>
+          <w:sz w:val="24"/>
+          <w:rFonts w:ascii="Times New Roman" w:hAnsi="Times New Roman" w:cs="Times New Roman"/>
+        </w:rPr>
+        <w:t>D. Dùng chung tài khoản với bạn</w:t>
       </w:r>
     </w:p>
     <w:p>
